--- a/docs/Etham-Admin-Guide.docx
+++ b/docs/Etham-Admin-Guide.docx
@@ -2983,13 +2983,115 @@
       </w:r>
     </w:p>
     <w:bookmarkEnd w:id="28"/>
-    <w:bookmarkStart w:id="29" w:name="money-rules-worth-knowing"/>
+    <w:bookmarkStart w:id="29" w:name="Xd9564276c13b46550da84675d043d9825190a19"/>
     <w:p>
       <w:pPr>
         <w:pStyle w:val="Heading1"/>
       </w:pPr>
       <w:r>
-        <w:t xml:space="preserve">9. Money rules worth knowing</w:t>
+        <w:t xml:space="preserve">9. Billing a shared table — four guests, four waiters, one table</w:t>
+      </w:r>
+    </w:p>
+    <w:p>
+      <w:pPr>
+        <w:pStyle w:val="FirstParagraph"/>
+      </w:pPr>
+      <w:r>
+        <w:t xml:space="preserve">The table tile shows every party:</w:t>
+      </w:r>
+      <w:r>
+        <w:t xml:space="preserve"> </w:t>
+      </w:r>
+      <w:r>
+        <w:rPr>
+          <w:rStyle w:val="VerbatimChar"/>
+        </w:rPr>
+        <w:t xml:space="preserve">7/10</w:t>
+      </w:r>
+      <w:r>
+        <w:t xml:space="preserve"> </w:t>
+      </w:r>
+      <w:r>
+        <w:t xml:space="preserve">with a badge per party (</w:t>
+      </w:r>
+      <w:r>
+        <w:rPr>
+          <w:rStyle w:val="VerbatimChar"/>
+        </w:rPr>
+        <w:t xml:space="preserve">AM·2</w:t>
+      </w:r>
+      <w:r>
+        <w:t xml:space="preserve">,</w:t>
+      </w:r>
+      <w:r>
+        <w:t xml:space="preserve"> </w:t>
+      </w:r>
+      <w:r>
+        <w:rPr>
+          <w:rStyle w:val="VerbatimChar"/>
+        </w:rPr>
+        <w:t xml:space="preserve">MO·3</w:t>
+      </w:r>
+      <w:r>
+        <w:t xml:space="preserve">…). Each party has</w:t>
+      </w:r>
+      <w:r>
+        <w:t xml:space="preserve"> </w:t>
+      </w:r>
+      <w:r>
+        <w:rPr>
+          <w:b/>
+          <w:bCs/>
+        </w:rPr>
+        <w:t xml:space="preserve">its own check, owned by the waiter who seated</w:t>
+      </w:r>
+      <w:r>
+        <w:rPr>
+          <w:b/>
+          <w:bCs/>
+        </w:rPr>
+        <w:t xml:space="preserve"> </w:t>
+      </w:r>
+      <w:r>
+        <w:rPr>
+          <w:b/>
+          <w:bCs/>
+        </w:rPr>
+        <w:t xml:space="preserve">them</w:t>
+      </w:r>
+      <w:r>
+        <w:t xml:space="preserve"> </w:t>
+      </w:r>
+      <w:r>
+        <w:t xml:space="preserve">— four different waiters on one table is normal, and</w:t>
+      </w:r>
+      <w:r>
+        <w:t xml:space="preserve"> </w:t>
+      </w:r>
+      <w:r>
+        <w:rPr>
+          <w:i/>
+          <w:iCs/>
+        </w:rPr>
+        <w:t xml:space="preserve">Sales by Waiter</w:t>
+      </w:r>
+      <w:r>
+        <w:t xml:space="preserve"> </w:t>
+      </w:r>
+      <w:r>
+        <w:t xml:space="preserve">credits each correctly.</w:t>
+      </w:r>
+    </w:p>
+    <w:p>
+      <w:pPr>
+        <w:pStyle w:val="BodyText"/>
+      </w:pPr>
+      <w:r>
+        <w:rPr>
+          <w:b/>
+          <w:bCs/>
+        </w:rPr>
+        <w:t xml:space="preserve">The cashier settles them one at a time:</w:t>
       </w:r>
     </w:p>
     <w:p>
@@ -3001,64 +3103,57 @@
         </w:numPr>
       </w:pPr>
       <w:r>
-        <w:rPr>
-          <w:b/>
-          <w:bCs/>
-        </w:rPr>
-        <w:t xml:space="preserve">Split bills</w:t>
-      </w:r>
-      <w:r>
-        <w:t xml:space="preserve">: on the check →</w:t>
-      </w:r>
-      <w:r>
-        <w:t xml:space="preserve"> </w:t>
-      </w:r>
-      <w:r>
-        <w:rPr>
-          <w:b/>
-          <w:bCs/>
-        </w:rPr>
-        <w:t xml:space="preserve">Divide</w:t>
-      </w:r>
-      <w:r>
-        <w:t xml:space="preserve"> </w:t>
-      </w:r>
-      <w:r>
-        <w:t xml:space="preserve">→ tick the items moving to the</w:t>
-      </w:r>
-      <w:r>
-        <w:t xml:space="preserve"> </w:t>
-      </w:r>
-      <w:r>
-        <w:t xml:space="preserve">new check → each check pays separately, each gets its own numbered receipt.</w:t>
-      </w:r>
-      <w:r>
-        <w:t xml:space="preserve"> </w:t>
-      </w:r>
-      <w:r>
-        <w:t xml:space="preserve">For an even split of one bill:</w:t>
-      </w:r>
-      <w:r>
-        <w:t xml:space="preserve"> </w:t>
-      </w:r>
-      <w:r>
-        <w:rPr>
-          <w:b/>
-          <w:bCs/>
-        </w:rPr>
-        <w:t xml:space="preserve">Complete</w:t>
-      </w:r>
-      <w:r>
-        <w:t xml:space="preserve"> </w:t>
-      </w:r>
-      <w:r>
-        <w:t xml:space="preserve">→ add several payment rows</w:t>
-      </w:r>
-      <w:r>
-        <w:t xml:space="preserve"> </w:t>
-      </w:r>
-      <w:r>
-        <w:t xml:space="preserve">(Cash + M-Pesa + …) on the one receipt.</w:t>
+        <w:t xml:space="preserve">Tap the table. The pad</w:t>
+      </w:r>
+      <w:r>
+        <w:t xml:space="preserve"> </w:t>
+      </w:r>
+      <w:r>
+        <w:rPr>
+          <w:b/>
+          <w:bCs/>
+        </w:rPr>
+        <w:t xml:space="preserve">asks</w:t>
+      </w:r>
+      <w:r>
+        <w:rPr>
+          <w:b/>
+          <w:bCs/>
+        </w:rPr>
+        <w:t xml:space="preserve"> </w:t>
+      </w:r>
+      <w:r>
+        <w:rPr>
+          <w:b/>
+          <w:bCs/>
+        </w:rPr>
+        <w:t xml:space="preserve">“</w:t>
+      </w:r>
+      <w:r>
+        <w:rPr>
+          <w:b/>
+          <w:bCs/>
+        </w:rPr>
+        <w:t xml:space="preserve">Whose check is this?</w:t>
+      </w:r>
+      <w:r>
+        <w:rPr>
+          <w:b/>
+          <w:bCs/>
+        </w:rPr>
+        <w:t xml:space="preserve">”</w:t>
+      </w:r>
+      <w:r>
+        <w:t xml:space="preserve"> </w:t>
+      </w:r>
+      <w:r>
+        <w:t xml:space="preserve">— every party is</w:t>
+      </w:r>
+      <w:r>
+        <w:t xml:space="preserve"> </w:t>
+      </w:r>
+      <w:r>
+        <w:t xml:space="preserve">listed with the guest’s name, covers and waiter. Pick one.</w:t>
       </w:r>
     </w:p>
     <w:p>
@@ -3074,19 +3169,19 @@
           <w:b/>
           <w:bCs/>
         </w:rPr>
-        <w:t xml:space="preserve">Release</w:t>
-      </w:r>
-      <w:r>
-        <w:t xml:space="preserve"> </w:t>
-      </w:r>
-      <w:r>
-        <w:t xml:space="preserve">(floor toolbar) voids a table’s unpaid checks and frees its</w:t>
-      </w:r>
-      <w:r>
-        <w:t xml:space="preserve"> </w:t>
-      </w:r>
-      <w:r>
-        <w:t xml:space="preserve">seats — cashier/manager only, and it never touches a paid sale.</w:t>
+        <w:t xml:space="preserve">Complete</w:t>
+      </w:r>
+      <w:r>
+        <w:t xml:space="preserve"> </w:t>
+      </w:r>
+      <w:r>
+        <w:t xml:space="preserve">→ take the payment (cash, M-Pesa, or several lines mixed) →</w:t>
+      </w:r>
+      <w:r>
+        <w:t xml:space="preserve"> </w:t>
+      </w:r>
+      <w:r>
+        <w:t xml:space="preserve">the receipt prints.</w:t>
       </w:r>
     </w:p>
     <w:p>
@@ -3098,13 +3193,85 @@
         </w:numPr>
       </w:pPr>
       <w:r>
-        <w:t xml:space="preserve">Receipts print from the pad after payment and open the print dialog</w:t>
-      </w:r>
-      <w:r>
-        <w:t xml:space="preserve"> </w:t>
-      </w:r>
-      <w:r>
-        <w:t xml:space="preserve">automatically. First time on a new tablet: allow pop-ups for the site.</w:t>
+        <w:t xml:space="preserve">Paying frees</w:t>
+      </w:r>
+      <w:r>
+        <w:t xml:space="preserve"> </w:t>
+      </w:r>
+      <w:r>
+        <w:rPr>
+          <w:b/>
+          <w:bCs/>
+        </w:rPr>
+        <w:t xml:space="preserve">only that party’s seats</w:t>
+      </w:r>
+      <w:r>
+        <w:t xml:space="preserve"> </w:t>
+      </w:r>
+      <w:r>
+        <w:t xml:space="preserve">— the tile drops from</w:t>
+      </w:r>
+      <w:r>
+        <w:t xml:space="preserve"> </w:t>
+      </w:r>
+      <w:r>
+        <w:rPr>
+          <w:rStyle w:val="VerbatimChar"/>
+        </w:rPr>
+        <w:t xml:space="preserve">7/10</w:t>
+      </w:r>
+      <w:r>
+        <w:t xml:space="preserve"> </w:t>
+      </w:r>
+      <w:r>
+        <w:t xml:space="preserve">to</w:t>
+      </w:r>
+      <w:r>
+        <w:t xml:space="preserve"> </w:t>
+      </w:r>
+      <w:r>
+        <w:rPr>
+          <w:rStyle w:val="VerbatimChar"/>
+        </w:rPr>
+        <w:t xml:space="preserve">5/10</w:t>
+      </w:r>
+      <w:r>
+        <w:t xml:space="preserve"> </w:t>
+      </w:r>
+      <w:r>
+        <w:t xml:space="preserve">and the other parties keep eating undisturbed.</w:t>
+      </w:r>
+    </w:p>
+    <w:p>
+      <w:pPr>
+        <w:pStyle w:val="Compact"/>
+        <w:numPr>
+          <w:ilvl w:val="0"/>
+          <w:numId w:val="1007"/>
+        </w:numPr>
+      </w:pPr>
+      <w:r>
+        <w:t xml:space="preserve">Tap the table again for the next party. The check chips in the pad’s left</w:t>
+      </w:r>
+      <w:r>
+        <w:t xml:space="preserve"> </w:t>
+      </w:r>
+      <w:r>
+        <w:t xml:space="preserve">rail (00001, 00002…) switch between parties at any time.</w:t>
+      </w:r>
+    </w:p>
+    <w:p>
+      <w:pPr>
+        <w:pStyle w:val="FirstParagraph"/>
+      </w:pPr>
+      <w:r>
+        <w:t xml:space="preserve">A table with a single party skips the question — its check is selected the</w:t>
+      </w:r>
+      <w:r>
+        <w:t xml:space="preserve"> </w:t>
+      </w:r>
+      <w:r>
+        <w:t xml:space="preserve">moment the pad opens.</w:t>
       </w:r>
     </w:p>
     <w:p>
@@ -3115,13 +3282,662 @@
       </w:r>
     </w:p>
     <w:bookmarkEnd w:id="29"/>
-    <w:bookmarkStart w:id="30" w:name="when-something-looks-wrong"/>
+    <w:bookmarkStart w:id="30" w:name="money-rules-worth-knowing"/>
     <w:p>
       <w:pPr>
         <w:pStyle w:val="Heading1"/>
       </w:pPr>
       <w:r>
-        <w:t xml:space="preserve">10. When something looks wrong</w:t>
+        <w:t xml:space="preserve">10. Money rules worth knowing</w:t>
+      </w:r>
+    </w:p>
+    <w:p>
+      <w:pPr>
+        <w:pStyle w:val="Compact"/>
+        <w:numPr>
+          <w:ilvl w:val="0"/>
+          <w:numId w:val="1008"/>
+        </w:numPr>
+      </w:pPr>
+      <w:r>
+        <w:rPr>
+          <w:b/>
+          <w:bCs/>
+        </w:rPr>
+        <w:t xml:space="preserve">Split bills</w:t>
+      </w:r>
+      <w:r>
+        <w:t xml:space="preserve">: on the check →</w:t>
+      </w:r>
+      <w:r>
+        <w:t xml:space="preserve"> </w:t>
+      </w:r>
+      <w:r>
+        <w:rPr>
+          <w:b/>
+          <w:bCs/>
+        </w:rPr>
+        <w:t xml:space="preserve">Divide</w:t>
+      </w:r>
+      <w:r>
+        <w:t xml:space="preserve"> </w:t>
+      </w:r>
+      <w:r>
+        <w:t xml:space="preserve">→ tick the items moving to the</w:t>
+      </w:r>
+      <w:r>
+        <w:t xml:space="preserve"> </w:t>
+      </w:r>
+      <w:r>
+        <w:t xml:space="preserve">new check → each check pays separately, each gets its own numbered receipt.</w:t>
+      </w:r>
+      <w:r>
+        <w:t xml:space="preserve"> </w:t>
+      </w:r>
+      <w:r>
+        <w:t xml:space="preserve">For an even split of one bill:</w:t>
+      </w:r>
+      <w:r>
+        <w:t xml:space="preserve"> </w:t>
+      </w:r>
+      <w:r>
+        <w:rPr>
+          <w:b/>
+          <w:bCs/>
+        </w:rPr>
+        <w:t xml:space="preserve">Complete</w:t>
+      </w:r>
+      <w:r>
+        <w:t xml:space="preserve"> </w:t>
+      </w:r>
+      <w:r>
+        <w:t xml:space="preserve">→ add several payment rows</w:t>
+      </w:r>
+      <w:r>
+        <w:t xml:space="preserve"> </w:t>
+      </w:r>
+      <w:r>
+        <w:t xml:space="preserve">(Cash + M-Pesa + …) on the one receipt.</w:t>
+      </w:r>
+    </w:p>
+    <w:p>
+      <w:pPr>
+        <w:pStyle w:val="Compact"/>
+        <w:numPr>
+          <w:ilvl w:val="0"/>
+          <w:numId w:val="1008"/>
+        </w:numPr>
+      </w:pPr>
+      <w:r>
+        <w:rPr>
+          <w:b/>
+          <w:bCs/>
+        </w:rPr>
+        <w:t xml:space="preserve">Release</w:t>
+      </w:r>
+      <w:r>
+        <w:t xml:space="preserve"> </w:t>
+      </w:r>
+      <w:r>
+        <w:t xml:space="preserve">(floor toolbar) voids a table’s unpaid checks and frees its</w:t>
+      </w:r>
+      <w:r>
+        <w:t xml:space="preserve"> </w:t>
+      </w:r>
+      <w:r>
+        <w:t xml:space="preserve">seats — cashier/manager only, and it never touches a paid sale.</w:t>
+      </w:r>
+    </w:p>
+    <w:p>
+      <w:pPr>
+        <w:pStyle w:val="Compact"/>
+        <w:numPr>
+          <w:ilvl w:val="0"/>
+          <w:numId w:val="1008"/>
+        </w:numPr>
+      </w:pPr>
+      <w:r>
+        <w:t xml:space="preserve">Receipts print from the pad after payment and open the print dialog</w:t>
+      </w:r>
+      <w:r>
+        <w:t xml:space="preserve"> </w:t>
+      </w:r>
+      <w:r>
+        <w:t xml:space="preserve">automatically. First time on a new tablet: allow pop-ups for the site.</w:t>
+      </w:r>
+    </w:p>
+    <w:p>
+      <w:r>
+        <w:pict>
+          <v:rect style="width:0;height:1.5pt" o:hralign="center" o:hrstd="t" o:hr="t"/>
+        </w:pict>
+      </w:r>
+    </w:p>
+    <w:bookmarkEnd w:id="30"/>
+    <w:bookmarkStart w:id="31" w:name="suppliers-and-reordering-the-full-loop"/>
+    <w:p>
+      <w:pPr>
+        <w:pStyle w:val="Heading1"/>
+      </w:pPr>
+      <w:r>
+        <w:t xml:space="preserve">11. Suppliers and reordering — the full loop</w:t>
+      </w:r>
+    </w:p>
+    <w:p>
+      <w:pPr>
+        <w:pStyle w:val="FirstParagraph"/>
+      </w:pPr>
+      <w:r>
+        <w:t xml:space="preserve">The system ships</w:t>
+      </w:r>
+      <w:r>
+        <w:t xml:space="preserve"> </w:t>
+      </w:r>
+      <w:r>
+        <w:rPr>
+          <w:b/>
+          <w:bCs/>
+        </w:rPr>
+        <w:t xml:space="preserve">ready to buy</w:t>
+      </w:r>
+      <w:r>
+        <w:t xml:space="preserve">: supplier shelves are pre-built (Produce,</w:t>
+      </w:r>
+      <w:r>
+        <w:t xml:space="preserve"> </w:t>
+      </w:r>
+      <w:r>
+        <w:t xml:space="preserve">Butchery &amp; Meat, Dairy, Dry Goods, Beverages, Gas &amp; Fuel, Packaging, Services)</w:t>
+      </w:r>
+      <w:r>
+        <w:t xml:space="preserve"> </w:t>
+      </w:r>
+      <w:r>
+        <w:t xml:space="preserve">and stock</w:t>
+      </w:r>
+      <w:r>
+        <w:t xml:space="preserve"> </w:t>
+      </w:r>
+      <w:r>
+        <w:rPr>
+          <w:b/>
+          <w:bCs/>
+        </w:rPr>
+        <w:t xml:space="preserve">asks to be re-bought by itself</w:t>
+      </w:r>
+      <w:r>
+        <w:t xml:space="preserve"> </w:t>
+      </w:r>
+      <w:r>
+        <w:t xml:space="preserve">the moment an ingredient dips</w:t>
+      </w:r>
+      <w:r>
+        <w:t xml:space="preserve"> </w:t>
+      </w:r>
+      <w:r>
+        <w:t xml:space="preserve">below its reorder level.</w:t>
+      </w:r>
+    </w:p>
+    <w:p>
+      <w:pPr>
+        <w:pStyle w:val="BodyText"/>
+      </w:pPr>
+      <w:r>
+        <w:rPr>
+          <w:b/>
+          <w:bCs/>
+        </w:rPr>
+        <w:t xml:space="preserve">a) Add each supplier once</w:t>
+      </w:r>
+      <w:r>
+        <w:t xml:space="preserve"> </w:t>
+      </w:r>
+      <w:r>
+        <w:t xml:space="preserve">— search</w:t>
+      </w:r>
+      <w:r>
+        <w:t xml:space="preserve"> </w:t>
+      </w:r>
+      <w:r>
+        <w:rPr>
+          <w:rStyle w:val="VerbatimChar"/>
+        </w:rPr>
+        <w:t xml:space="preserve">Supplier</w:t>
+      </w:r>
+      <w:r>
+        <w:t xml:space="preserve"> </w:t>
+      </w:r>
+      <w:r>
+        <w:t xml:space="preserve">→</w:t>
+      </w:r>
+      <w:r>
+        <w:t xml:space="preserve"> </w:t>
+      </w:r>
+      <w:r>
+        <w:rPr>
+          <w:i/>
+          <w:iCs/>
+        </w:rPr>
+        <w:t xml:space="preserve">Add</w:t>
+      </w:r>
+      <w:r>
+        <w:t xml:space="preserve">:</w:t>
+      </w:r>
+    </w:p>
+    <w:p>
+      <w:pPr>
+        <w:pStyle w:val="Compact"/>
+        <w:numPr>
+          <w:ilvl w:val="0"/>
+          <w:numId w:val="1009"/>
+        </w:numPr>
+      </w:pPr>
+      <w:r>
+        <w:t xml:space="preserve">Name, then pick the</w:t>
+      </w:r>
+      <w:r>
+        <w:t xml:space="preserve"> </w:t>
+      </w:r>
+      <w:r>
+        <w:rPr>
+          <w:b/>
+          <w:bCs/>
+        </w:rPr>
+        <w:t xml:space="preserve">Supplier Group</w:t>
+      </w:r>
+      <w:r>
+        <w:t xml:space="preserve"> </w:t>
+      </w:r>
+      <w:r>
+        <w:t xml:space="preserve">from the pre-built list.</w:t>
+      </w:r>
+    </w:p>
+    <w:p>
+      <w:pPr>
+        <w:pStyle w:val="Compact"/>
+        <w:numPr>
+          <w:ilvl w:val="0"/>
+          <w:numId w:val="1009"/>
+        </w:numPr>
+      </w:pPr>
+      <w:r>
+        <w:t xml:space="preserve">Phone/M-Pesa details under contact — that’s all a purchase needs.</w:t>
+      </w:r>
+    </w:p>
+    <w:p>
+      <w:pPr>
+        <w:pStyle w:val="FirstParagraph"/>
+      </w:pPr>
+      <w:r>
+        <w:rPr>
+          <w:b/>
+          <w:bCs/>
+        </w:rPr>
+        <w:t xml:space="preserve">b) Tell each ingredient who supplies it and when to re-buy</w:t>
+      </w:r>
+      <w:r>
+        <w:t xml:space="preserve"> </w:t>
+      </w:r>
+      <w:r>
+        <w:t xml:space="preserve">— open the</w:t>
+      </w:r>
+      <w:r>
+        <w:t xml:space="preserve"> </w:t>
+      </w:r>
+      <w:r>
+        <w:t xml:space="preserve">ingredient’s Item:</w:t>
+      </w:r>
+    </w:p>
+    <w:p>
+      <w:pPr>
+        <w:pStyle w:val="Compact"/>
+        <w:numPr>
+          <w:ilvl w:val="0"/>
+          <w:numId w:val="1010"/>
+        </w:numPr>
+      </w:pPr>
+      <w:r>
+        <w:t xml:space="preserve">Under</w:t>
+      </w:r>
+      <w:r>
+        <w:t xml:space="preserve"> </w:t>
+      </w:r>
+      <w:r>
+        <w:rPr>
+          <w:b/>
+          <w:bCs/>
+        </w:rPr>
+        <w:t xml:space="preserve">Supplier Items</w:t>
+      </w:r>
+      <w:r>
+        <w:t xml:space="preserve">: add the supplier (their item code optional).</w:t>
+      </w:r>
+    </w:p>
+    <w:p>
+      <w:pPr>
+        <w:pStyle w:val="Compact"/>
+        <w:numPr>
+          <w:ilvl w:val="0"/>
+          <w:numId w:val="1010"/>
+        </w:numPr>
+      </w:pPr>
+      <w:r>
+        <w:t xml:space="preserve">Under</w:t>
+      </w:r>
+      <w:r>
+        <w:t xml:space="preserve"> </w:t>
+      </w:r>
+      <w:r>
+        <w:rPr>
+          <w:b/>
+          <w:bCs/>
+        </w:rPr>
+        <w:t xml:space="preserve">Reorder</w:t>
+      </w:r>
+      <w:r>
+        <w:t xml:space="preserve">: warehouse</w:t>
+      </w:r>
+      <w:r>
+        <w:t xml:space="preserve"> </w:t>
+      </w:r>
+      <w:r>
+        <w:rPr>
+          <w:i/>
+          <w:iCs/>
+        </w:rPr>
+        <w:t xml:space="preserve">Stores - ETH</w:t>
+      </w:r>
+      <w:r>
+        <w:t xml:space="preserve">,</w:t>
+      </w:r>
+      <w:r>
+        <w:t xml:space="preserve"> </w:t>
+      </w:r>
+      <w:r>
+        <w:rPr>
+          <w:b/>
+          <w:bCs/>
+        </w:rPr>
+        <w:t xml:space="preserve">Reorder Level</w:t>
+      </w:r>
+      <w:r>
+        <w:t xml:space="preserve"> </w:t>
+      </w:r>
+      <w:r>
+        <w:t xml:space="preserve">(e.g. 10 kg),</w:t>
+      </w:r>
+      <w:r>
+        <w:t xml:space="preserve"> </w:t>
+      </w:r>
+      <w:r>
+        <w:rPr>
+          <w:b/>
+          <w:bCs/>
+        </w:rPr>
+        <w:t xml:space="preserve">Reorder Qty</w:t>
+      </w:r>
+      <w:r>
+        <w:t xml:space="preserve"> </w:t>
+      </w:r>
+      <w:r>
+        <w:t xml:space="preserve">(e.g. 50 kg — two bales), type</w:t>
+      </w:r>
+      <w:r>
+        <w:t xml:space="preserve"> </w:t>
+      </w:r>
+      <w:r>
+        <w:rPr>
+          <w:i/>
+          <w:iCs/>
+        </w:rPr>
+        <w:t xml:space="preserve">Purchase</w:t>
+      </w:r>
+      <w:r>
+        <w:t xml:space="preserve">.</w:t>
+      </w:r>
+    </w:p>
+    <w:p>
+      <w:pPr>
+        <w:pStyle w:val="FirstParagraph"/>
+      </w:pPr>
+      <w:r>
+        <w:rPr>
+          <w:b/>
+          <w:bCs/>
+        </w:rPr>
+        <w:t xml:space="preserve">c) From there the loop runs itself:</w:t>
+      </w:r>
+    </w:p>
+    <w:p>
+      <w:pPr>
+        <w:pStyle w:val="Compact"/>
+        <w:numPr>
+          <w:ilvl w:val="0"/>
+          <w:numId w:val="1011"/>
+        </w:numPr>
+      </w:pPr>
+      <w:r>
+        <w:t xml:space="preserve">Sales consume stock through the recipes (section 5).</w:t>
+      </w:r>
+    </w:p>
+    <w:p>
+      <w:pPr>
+        <w:pStyle w:val="Compact"/>
+        <w:numPr>
+          <w:ilvl w:val="0"/>
+          <w:numId w:val="1011"/>
+        </w:numPr>
+      </w:pPr>
+      <w:r>
+        <w:t xml:space="preserve">The moment flour dips below 10 kg, the system raises a</w:t>
+      </w:r>
+      <w:r>
+        <w:t xml:space="preserve"> </w:t>
+      </w:r>
+      <w:r>
+        <w:rPr>
+          <w:b/>
+          <w:bCs/>
+        </w:rPr>
+        <w:t xml:space="preserve">Material Request</w:t>
+      </w:r>
+      <w:r>
+        <w:t xml:space="preserve"> </w:t>
+      </w:r>
+      <w:r>
+        <w:t xml:space="preserve">overnight — no one types anything.</w:t>
+      </w:r>
+    </w:p>
+    <w:p>
+      <w:pPr>
+        <w:pStyle w:val="Compact"/>
+        <w:numPr>
+          <w:ilvl w:val="0"/>
+          <w:numId w:val="1011"/>
+        </w:numPr>
+      </w:pPr>
+      <w:r>
+        <w:t xml:space="preserve">Morning routine: search</w:t>
+      </w:r>
+      <w:r>
+        <w:t xml:space="preserve"> </w:t>
+      </w:r>
+      <w:r>
+        <w:rPr>
+          <w:rStyle w:val="VerbatimChar"/>
+        </w:rPr>
+        <w:t xml:space="preserve">Material Request</w:t>
+      </w:r>
+      <w:r>
+        <w:t xml:space="preserve"> </w:t>
+      </w:r>
+      <w:r>
+        <w:t xml:space="preserve">→ open the day’s requests →</w:t>
+      </w:r>
+      <w:r>
+        <w:t xml:space="preserve"> </w:t>
+      </w:r>
+      <w:r>
+        <w:rPr>
+          <w:b/>
+          <w:bCs/>
+        </w:rPr>
+        <w:t xml:space="preserve">Create → Purchase Order</w:t>
+      </w:r>
+      <w:r>
+        <w:t xml:space="preserve"> </w:t>
+      </w:r>
+      <w:r>
+        <w:t xml:space="preserve">— supplier and quantities are pre-filled from</w:t>
+      </w:r>
+      <w:r>
+        <w:t xml:space="preserve"> </w:t>
+      </w:r>
+      <w:r>
+        <w:t xml:space="preserve">(b). One order per supplier, a few taps.</w:t>
+      </w:r>
+    </w:p>
+    <w:p>
+      <w:pPr>
+        <w:pStyle w:val="Compact"/>
+        <w:numPr>
+          <w:ilvl w:val="0"/>
+          <w:numId w:val="1011"/>
+        </w:numPr>
+      </w:pPr>
+      <w:r>
+        <w:t xml:space="preserve">Goods arrive: open the PO →</w:t>
+      </w:r>
+      <w:r>
+        <w:t xml:space="preserve"> </w:t>
+      </w:r>
+      <w:r>
+        <w:rPr>
+          <w:b/>
+          <w:bCs/>
+        </w:rPr>
+        <w:t xml:space="preserve">Create → Purchase Receipt</w:t>
+      </w:r>
+      <w:r>
+        <w:t xml:space="preserve"> </w:t>
+      </w:r>
+      <w:r>
+        <w:t xml:space="preserve">→ confirm counts →</w:t>
+      </w:r>
+      <w:r>
+        <w:t xml:space="preserve"> </w:t>
+      </w:r>
+      <w:r>
+        <w:t xml:space="preserve">Submit.</w:t>
+      </w:r>
+      <w:r>
+        <w:t xml:space="preserve"> </w:t>
+      </w:r>
+      <w:r>
+        <w:rPr>
+          <w:b/>
+          <w:bCs/>
+        </w:rPr>
+        <w:t xml:space="preserve">Stock goes up, valuation updates</w:t>
+      </w:r>
+      <w:r>
+        <w:t xml:space="preserve"> </w:t>
+      </w:r>
+      <w:r>
+        <w:t xml:space="preserve">— the bale is now 25 counted kg.</w:t>
+      </w:r>
+    </w:p>
+    <w:p>
+      <w:pPr>
+        <w:pStyle w:val="Compact"/>
+        <w:numPr>
+          <w:ilvl w:val="0"/>
+          <w:numId w:val="1011"/>
+        </w:numPr>
+      </w:pPr>
+      <w:r>
+        <w:t xml:space="preserve">The supplier’s bill: PO →</w:t>
+      </w:r>
+      <w:r>
+        <w:t xml:space="preserve"> </w:t>
+      </w:r>
+      <w:r>
+        <w:rPr>
+          <w:b/>
+          <w:bCs/>
+        </w:rPr>
+        <w:t xml:space="preserve">Create → Purchase Invoice</w:t>
+      </w:r>
+      <w:r>
+        <w:t xml:space="preserve"> </w:t>
+      </w:r>
+      <w:r>
+        <w:t xml:space="preserve">→ Submit when paid.</w:t>
+      </w:r>
+      <w:r>
+        <w:t xml:space="preserve"> </w:t>
+      </w:r>
+      <w:r>
+        <w:t xml:space="preserve">Supplier statements live at</w:t>
+      </w:r>
+      <w:r>
+        <w:t xml:space="preserve"> </w:t>
+      </w:r>
+      <w:r>
+        <w:rPr>
+          <w:rStyle w:val="VerbatimChar"/>
+        </w:rPr>
+        <w:t xml:space="preserve">Accounts Payable</w:t>
+      </w:r>
+      <w:r>
+        <w:t xml:space="preserve">.</w:t>
+      </w:r>
+    </w:p>
+    <w:p>
+      <w:pPr>
+        <w:pStyle w:val="FirstParagraph"/>
+      </w:pPr>
+      <w:r>
+        <w:rPr>
+          <w:b/>
+          <w:bCs/>
+        </w:rPr>
+        <w:t xml:space="preserve">Restock List</w:t>
+      </w:r>
+      <w:r>
+        <w:t xml:space="preserve"> </w:t>
+      </w:r>
+      <w:r>
+        <w:t xml:space="preserve">(section 3) stays the manager’s daily glance: everything</w:t>
+      </w:r>
+      <w:r>
+        <w:t xml:space="preserve"> </w:t>
+      </w:r>
+      <w:r>
+        <w:t xml:space="preserve">under its level, how short, and who supplies it — the same list the automatic</w:t>
+      </w:r>
+      <w:r>
+        <w:t xml:space="preserve"> </w:t>
+      </w:r>
+      <w:r>
+        <w:t xml:space="preserve">requests are built from.</w:t>
+      </w:r>
+    </w:p>
+    <w:p>
+      <w:r>
+        <w:pict>
+          <v:rect style="width:0;height:1.5pt" o:hralign="center" o:hrstd="t" o:hr="t"/>
+        </w:pict>
+      </w:r>
+    </w:p>
+    <w:bookmarkEnd w:id="31"/>
+    <w:bookmarkStart w:id="32" w:name="when-something-looks-wrong"/>
+    <w:p>
+      <w:pPr>
+        <w:pStyle w:val="Heading1"/>
+      </w:pPr>
+      <w:r>
+        <w:t xml:space="preserve">12. When something looks wrong</w:t>
       </w:r>
     </w:p>
     <w:tbl>
@@ -3244,6 +4060,59 @@
               <w:jc w:val="left"/>
             </w:pPr>
             <w:r>
+              <w:t xml:space="preserve">Cashier taps Complete, gets</w:t>
+            </w:r>
+            <w:r>
+              <w:t xml:space="preserve"> </w:t>
+            </w:r>
+            <w:r>
+              <w:t xml:space="preserve">“</w:t>
+            </w:r>
+            <w:r>
+              <w:t xml:space="preserve">Not order Selected</w:t>
+            </w:r>
+            <w:r>
+              <w:t xml:space="preserve">”</w:t>
+            </w:r>
+          </w:p>
+        </w:tc>
+        <w:tc>
+          <w:tcPr/>
+          <w:p>
+            <w:pPr>
+              <w:pStyle w:val="Compact"/>
+              <w:jc w:val="left"/>
+            </w:pPr>
+            <w:r>
+              <w:t xml:space="preserve">No check picked on a shared table — tap the table again and answer</w:t>
+            </w:r>
+            <w:r>
+              <w:t xml:space="preserve"> </w:t>
+            </w:r>
+            <w:r>
+              <w:t xml:space="preserve">“</w:t>
+            </w:r>
+            <w:r>
+              <w:t xml:space="preserve">Whose check?</w:t>
+            </w:r>
+            <w:r>
+              <w:t xml:space="preserve">”</w:t>
+            </w:r>
+            <w:r>
+              <w:t xml:space="preserve">, or tap the check chip in the left rail.</w:t>
+            </w:r>
+          </w:p>
+        </w:tc>
+      </w:tr>
+      <w:tr>
+        <w:tc>
+          <w:tcPr/>
+          <w:p>
+            <w:pPr>
+              <w:pStyle w:val="Compact"/>
+              <w:jc w:val="left"/>
+            </w:pPr>
+            <w:r>
               <w:t xml:space="preserve">A dish is missing from the pad</w:t>
             </w:r>
           </w:p>
@@ -3445,7 +4314,7 @@
         <w:t xml:space="preserve">looks wrong.</w:t>
       </w:r>
     </w:p>
-    <w:bookmarkEnd w:id="30"/>
+    <w:bookmarkEnd w:id="32"/>
     <w:sectPr/>
   </w:body>
 </w:document>
@@ -3870,7 +4739,127 @@
     </w:lvlOverride>
   </w:num>
   <w:num w:numId="1007">
+    <w:abstractNumId w:val="99411"/>
+    <w:lvlOverride w:ilvl="0">
+      <w:startOverride w:val="1"/>
+    </w:lvlOverride>
+    <w:lvlOverride w:ilvl="1">
+      <w:startOverride w:val="1"/>
+    </w:lvlOverride>
+    <w:lvlOverride w:ilvl="2">
+      <w:startOverride w:val="1"/>
+    </w:lvlOverride>
+    <w:lvlOverride w:ilvl="3">
+      <w:startOverride w:val="1"/>
+    </w:lvlOverride>
+    <w:lvlOverride w:ilvl="4">
+      <w:startOverride w:val="1"/>
+    </w:lvlOverride>
+    <w:lvlOverride w:ilvl="5">
+      <w:startOverride w:val="1"/>
+    </w:lvlOverride>
+    <w:lvlOverride w:ilvl="6">
+      <w:startOverride w:val="1"/>
+    </w:lvlOverride>
+    <w:lvlOverride w:ilvl="7">
+      <w:startOverride w:val="1"/>
+    </w:lvlOverride>
+    <w:lvlOverride w:ilvl="8">
+      <w:startOverride w:val="1"/>
+    </w:lvlOverride>
+  </w:num>
+  <w:num w:numId="1008">
     <w:abstractNumId w:val="991"/>
+  </w:num>
+  <w:num w:numId="1009">
+    <w:abstractNumId w:val="99411"/>
+    <w:lvlOverride w:ilvl="0">
+      <w:startOverride w:val="1"/>
+    </w:lvlOverride>
+    <w:lvlOverride w:ilvl="1">
+      <w:startOverride w:val="1"/>
+    </w:lvlOverride>
+    <w:lvlOverride w:ilvl="2">
+      <w:startOverride w:val="1"/>
+    </w:lvlOverride>
+    <w:lvlOverride w:ilvl="3">
+      <w:startOverride w:val="1"/>
+    </w:lvlOverride>
+    <w:lvlOverride w:ilvl="4">
+      <w:startOverride w:val="1"/>
+    </w:lvlOverride>
+    <w:lvlOverride w:ilvl="5">
+      <w:startOverride w:val="1"/>
+    </w:lvlOverride>
+    <w:lvlOverride w:ilvl="6">
+      <w:startOverride w:val="1"/>
+    </w:lvlOverride>
+    <w:lvlOverride w:ilvl="7">
+      <w:startOverride w:val="1"/>
+    </w:lvlOverride>
+    <w:lvlOverride w:ilvl="8">
+      <w:startOverride w:val="1"/>
+    </w:lvlOverride>
+  </w:num>
+  <w:num w:numId="1010">
+    <w:abstractNumId w:val="99411"/>
+    <w:lvlOverride w:ilvl="0">
+      <w:startOverride w:val="1"/>
+    </w:lvlOverride>
+    <w:lvlOverride w:ilvl="1">
+      <w:startOverride w:val="1"/>
+    </w:lvlOverride>
+    <w:lvlOverride w:ilvl="2">
+      <w:startOverride w:val="1"/>
+    </w:lvlOverride>
+    <w:lvlOverride w:ilvl="3">
+      <w:startOverride w:val="1"/>
+    </w:lvlOverride>
+    <w:lvlOverride w:ilvl="4">
+      <w:startOverride w:val="1"/>
+    </w:lvlOverride>
+    <w:lvlOverride w:ilvl="5">
+      <w:startOverride w:val="1"/>
+    </w:lvlOverride>
+    <w:lvlOverride w:ilvl="6">
+      <w:startOverride w:val="1"/>
+    </w:lvlOverride>
+    <w:lvlOverride w:ilvl="7">
+      <w:startOverride w:val="1"/>
+    </w:lvlOverride>
+    <w:lvlOverride w:ilvl="8">
+      <w:startOverride w:val="1"/>
+    </w:lvlOverride>
+  </w:num>
+  <w:num w:numId="1011">
+    <w:abstractNumId w:val="99411"/>
+    <w:lvlOverride w:ilvl="0">
+      <w:startOverride w:val="1"/>
+    </w:lvlOverride>
+    <w:lvlOverride w:ilvl="1">
+      <w:startOverride w:val="1"/>
+    </w:lvlOverride>
+    <w:lvlOverride w:ilvl="2">
+      <w:startOverride w:val="1"/>
+    </w:lvlOverride>
+    <w:lvlOverride w:ilvl="3">
+      <w:startOverride w:val="1"/>
+    </w:lvlOverride>
+    <w:lvlOverride w:ilvl="4">
+      <w:startOverride w:val="1"/>
+    </w:lvlOverride>
+    <w:lvlOverride w:ilvl="5">
+      <w:startOverride w:val="1"/>
+    </w:lvlOverride>
+    <w:lvlOverride w:ilvl="6">
+      <w:startOverride w:val="1"/>
+    </w:lvlOverride>
+    <w:lvlOverride w:ilvl="7">
+      <w:startOverride w:val="1"/>
+    </w:lvlOverride>
+    <w:lvlOverride w:ilvl="8">
+      <w:startOverride w:val="1"/>
+    </w:lvlOverride>
   </w:num>
 </w:numbering>
 </file>

--- a/docs/Etham-Admin-Guide.docx
+++ b/docs/Etham-Admin-Guide.docx
@@ -2826,6 +2826,204 @@
         </w:tc>
       </w:tr>
     </w:tbl>
+    <w:p>
+      <w:pPr>
+        <w:pStyle w:val="BodyText"/>
+      </w:pPr>
+      <w:r>
+        <w:rPr>
+          <w:b/>
+          <w:bCs/>
+        </w:rPr>
+        <w:t xml:space="preserve">Two layers, and only devices log in.</w:t>
+      </w:r>
+      <w:r>
+        <w:t xml:space="preserve"> </w:t>
+      </w:r>
+      <w:r>
+        <w:t xml:space="preserve">Each tablet or screen signs into the</w:t>
+      </w:r>
+      <w:r>
+        <w:t xml:space="preserve"> </w:t>
+      </w:r>
+      <w:r>
+        <w:t xml:space="preserve">site</w:t>
+      </w:r>
+      <w:r>
+        <w:t xml:space="preserve"> </w:t>
+      </w:r>
+      <w:r>
+        <w:rPr>
+          <w:b/>
+          <w:bCs/>
+        </w:rPr>
+        <w:t xml:space="preserve">once</w:t>
+      </w:r>
+      <w:r>
+        <w:t xml:space="preserve"> </w:t>
+      </w:r>
+      <w:r>
+        <w:t xml:space="preserve">with its station account and stays signed in: waiter tablets as</w:t>
+      </w:r>
+      <w:r>
+        <w:t xml:space="preserve"> </w:t>
+      </w:r>
+      <w:r>
+        <w:rPr>
+          <w:rStyle w:val="VerbatimChar"/>
+        </w:rPr>
+        <w:t xml:space="preserve">waiter@</w:t>
+      </w:r>
+      <w:r>
+        <w:t xml:space="preserve">, the kitchen screen as</w:t>
+      </w:r>
+      <w:r>
+        <w:t xml:space="preserve"> </w:t>
+      </w:r>
+      <w:r>
+        <w:rPr>
+          <w:rStyle w:val="VerbatimChar"/>
+        </w:rPr>
+        <w:t xml:space="preserve">kitchen@</w:t>
+      </w:r>
+      <w:r>
+        <w:t xml:space="preserve">, the till as</w:t>
+      </w:r>
+      <w:r>
+        <w:t xml:space="preserve"> </w:t>
+      </w:r>
+      <w:r>
+        <w:rPr>
+          <w:rStyle w:val="VerbatimChar"/>
+        </w:rPr>
+        <w:t xml:space="preserve">cashier@</w:t>
+      </w:r>
+      <w:r>
+        <w:t xml:space="preserve">. The</w:t>
+      </w:r>
+      <w:r>
+        <w:t xml:space="preserve"> </w:t>
+      </w:r>
+      <w:r>
+        <w:rPr>
+          <w:b/>
+          <w:bCs/>
+        </w:rPr>
+        <w:t xml:space="preserve">people</w:t>
+      </w:r>
+      <w:r>
+        <w:t xml:space="preserve"> </w:t>
+      </w:r>
+      <w:r>
+        <w:t xml:space="preserve">never log in — a waiter identifies on the shared tablet with their</w:t>
+      </w:r>
+      <w:r>
+        <w:t xml:space="preserve"> </w:t>
+      </w:r>
+      <w:r>
+        <w:t xml:space="preserve">name + PIN (floor →</w:t>
+      </w:r>
+      <w:r>
+        <w:t xml:space="preserve"> </w:t>
+      </w:r>
+      <w:r>
+        <w:rPr>
+          <w:i/>
+          <w:iCs/>
+        </w:rPr>
+        <w:t xml:space="preserve">Waiter</w:t>
+      </w:r>
+      <w:r>
+        <w:t xml:space="preserve">), once per shift. That PIN is what puts their name</w:t>
+      </w:r>
+      <w:r>
+        <w:t xml:space="preserve"> </w:t>
+      </w:r>
+      <w:r>
+        <w:t xml:space="preserve">on parties, orders and the sales report. Kitchen and cashier need no PIN — the</w:t>
+      </w:r>
+      <w:r>
+        <w:t xml:space="preserve"> </w:t>
+      </w:r>
+      <w:r>
+        <w:t xml:space="preserve">station login is their identity.</w:t>
+      </w:r>
+    </w:p>
+    <w:p>
+      <w:pPr>
+        <w:pStyle w:val="BodyText"/>
+      </w:pPr>
+      <w:r>
+        <w:t xml:space="preserve">When setting a PIN on the Restaurant Waiter form, the field shows dots — tap</w:t>
+      </w:r>
+      <w:r>
+        <w:t xml:space="preserve"> </w:t>
+      </w:r>
+      <w:r>
+        <w:t xml:space="preserve">the</w:t>
+      </w:r>
+      <w:r>
+        <w:t xml:space="preserve"> </w:t>
+      </w:r>
+      <w:r>
+        <w:rPr>
+          <w:b/>
+          <w:bCs/>
+        </w:rPr>
+        <w:t xml:space="preserve">eye icon</w:t>
+      </w:r>
+      <w:r>
+        <w:t xml:space="preserve"> </w:t>
+      </w:r>
+      <w:r>
+        <w:t xml:space="preserve">to see what you typed before saving; a hidden typo is the</w:t>
+      </w:r>
+      <w:r>
+        <w:t xml:space="preserve"> </w:t>
+      </w:r>
+      <w:r>
+        <w:t xml:space="preserve">usual cause of</w:t>
+      </w:r>
+      <w:r>
+        <w:t xml:space="preserve"> </w:t>
+      </w:r>
+      <w:r>
+        <w:t xml:space="preserve">“</w:t>
+      </w:r>
+      <w:r>
+        <w:t xml:space="preserve">Wrong PIN</w:t>
+      </w:r>
+      <w:r>
+        <w:t xml:space="preserve">”</w:t>
+      </w:r>
+      <w:r>
+        <w:t xml:space="preserve">. (The little</w:t>
+      </w:r>
+      <w:r>
+        <w:t xml:space="preserve"> </w:t>
+      </w:r>
+      <w:r>
+        <w:t xml:space="preserve">“</w:t>
+      </w:r>
+      <w:r>
+        <w:t xml:space="preserve">Weak</w:t>
+      </w:r>
+      <w:r>
+        <w:t xml:space="preserve">”</w:t>
+      </w:r>
+      <w:r>
+        <w:t xml:space="preserve"> </w:t>
+      </w:r>
+      <w:r>
+        <w:t xml:space="preserve">meter next to the PIN is</w:t>
+      </w:r>
+      <w:r>
+        <w:t xml:space="preserve"> </w:t>
+      </w:r>
+      <w:r>
+        <w:t xml:space="preserve">cosmetic — a 4-digit PIN is expected.)</w:t>
+      </w:r>
+    </w:p>
     <w:p>
       <w:pPr>
         <w:pStyle w:val="BodyText"/>

--- a/docs/Etham-Admin-Guide.docx
+++ b/docs/Etham-Admin-Guide.docx
@@ -110,32 +110,6 @@
         <w:t xml:space="preserve">2026</w:t>
       </w:r>
     </w:p>
-    <w:sdt>
-      <w:sdtPr>
-        <w:docPartObj>
-          <w:docPartGallery w:val="Table of Contents"/>
-          <w:docPartUnique/>
-        </w:docPartObj>
-      </w:sdtPr>
-      <w:sdtContent>
-        <w:p>
-          <w:pPr>
-            <w:pStyle w:val="TOCHeading"/>
-          </w:pPr>
-          <w:r>
-            <w:t xml:space="preserve">Table of Contents</w:t>
-          </w:r>
-        </w:p>
-        <w:p>
-          <w:r>
-            <w:fldChar w:fldCharType="begin" w:dirty="true"/>
-            <w:instrText xml:space="preserve">TOC \o "1-1" \h \z \u</w:instrText>
-            <w:fldChar w:fldCharType="separate"/>
-            <w:fldChar w:fldCharType="end"/>
-          </w:r>
-        </w:p>
-      </w:sdtContent>
-    </w:sdt>
     <w:bookmarkStart w:id="20" w:name="how-to-use-this-guide"/>
     <w:p>
       <w:pPr>
@@ -1259,6 +1233,83 @@
           <w:b/>
           <w:bCs/>
         </w:rPr>
+        <w:t xml:space="preserve">On the order pad</w:t>
+      </w:r>
+      <w:r>
+        <w:t xml:space="preserve"> </w:t>
+      </w:r>
+      <w:r>
+        <w:t xml:space="preserve">every dish is a card: photo, name, price, and a</w:t>
+      </w:r>
+      <w:r>
+        <w:t xml:space="preserve"> </w:t>
+      </w:r>
+      <w:r>
+        <w:rPr>
+          <w:rStyle w:val="VerbatimChar"/>
+        </w:rPr>
+        <w:t xml:space="preserve">− n +</w:t>
+      </w:r>
+      <w:r>
+        <w:t xml:space="preserve"> </w:t>
+      </w:r>
+      <w:r>
+        <w:t xml:space="preserve">pill.</w:t>
+      </w:r>
+      <w:r>
+        <w:t xml:space="preserve"> </w:t>
+      </w:r>
+      <w:r>
+        <w:rPr>
+          <w:b/>
+          <w:bCs/>
+        </w:rPr>
+        <w:t xml:space="preserve">+</w:t>
+      </w:r>
+      <w:r>
+        <w:t xml:space="preserve"> </w:t>
+      </w:r>
+      <w:r>
+        <w:t xml:space="preserve">puts one on the check (the pill turns green and counts),</w:t>
+      </w:r>
+      <w:r>
+        <w:t xml:space="preserve"> </w:t>
+      </w:r>
+      <w:r>
+        <w:rPr>
+          <w:b/>
+          <w:bCs/>
+        </w:rPr>
+        <w:t xml:space="preserve">−</w:t>
+      </w:r>
+      <w:r>
+        <w:t xml:space="preserve"> </w:t>
+      </w:r>
+      <w:r>
+        <w:t xml:space="preserve">takes</w:t>
+      </w:r>
+      <w:r>
+        <w:t xml:space="preserve"> </w:t>
+      </w:r>
+      <w:r>
+        <w:t xml:space="preserve">one off. The number on the pill is what is on the check right now, so a waiter</w:t>
+      </w:r>
+      <w:r>
+        <w:t xml:space="preserve"> </w:t>
+      </w:r>
+      <w:r>
+        <w:t xml:space="preserve">can see at a glance what this table has ordered from each card.</w:t>
+      </w:r>
+    </w:p>
+    <w:p>
+      <w:pPr>
+        <w:pStyle w:val="BodyText"/>
+      </w:pPr>
+      <w:r>
+        <w:rPr>
+          <w:b/>
+          <w:bCs/>
+        </w:rPr>
         <w:t xml:space="preserve">Rules that save you a phone call:</w:t>
       </w:r>
     </w:p>
@@ -1671,7 +1722,55 @@
         <w:t xml:space="preserve">Add BOM</w:t>
       </w:r>
       <w:r>
-        <w:t xml:space="preserve">:</w:t>
+        <w:t xml:space="preserve"> </w:t>
+      </w:r>
+      <w:r>
+        <w:t xml:space="preserve">(needs the</w:t>
+      </w:r>
+      <w:r>
+        <w:t xml:space="preserve"> </w:t>
+      </w:r>
+      <w:r>
+        <w:rPr>
+          <w:rStyle w:val="VerbatimChar"/>
+        </w:rPr>
+        <w:t xml:space="preserve">Manufacturing Manager</w:t>
+      </w:r>
+      <w:r>
+        <w:t xml:space="preserve"> </w:t>
+      </w:r>
+      <w:r>
+        <w:t xml:space="preserve">role —</w:t>
+      </w:r>
+      <w:r>
+        <w:t xml:space="preserve"> </w:t>
+      </w:r>
+      <w:r>
+        <w:rPr>
+          <w:rStyle w:val="VerbatimChar"/>
+        </w:rPr>
+        <w:t xml:space="preserve">admin@</w:t>
+      </w:r>
+      <w:r>
+        <w:t xml:space="preserve"> </w:t>
+      </w:r>
+      <w:r>
+        <w:t xml:space="preserve">and</w:t>
+      </w:r>
+      <w:r>
+        <w:t xml:space="preserve"> </w:t>
+      </w:r>
+      <w:r>
+        <w:rPr>
+          <w:rStyle w:val="VerbatimChar"/>
+        </w:rPr>
+        <w:t xml:space="preserve">geff@</w:t>
+      </w:r>
+      <w:r>
+        <w:t xml:space="preserve"> </w:t>
+      </w:r>
+      <w:r>
+        <w:t xml:space="preserve">have it):</w:t>
       </w:r>
     </w:p>
     <w:p>
@@ -2661,7 +2760,7 @@
               <w:jc w:val="left"/>
             </w:pPr>
             <w:r>
-              <w:t xml:space="preserve">take money, open/close day, void tables, edit menu</w:t>
+              <w:t xml:space="preserve">take money, open/close day, void tables, add or delete tables, edit menu</w:t>
             </w:r>
           </w:p>
         </w:tc>
@@ -2755,7 +2854,7 @@
               <w:jc w:val="left"/>
             </w:pPr>
             <w:r>
-              <w:t xml:space="preserve">payments, open/close day, release tables</w:t>
+              <w:t xml:space="preserve">payments, open/close day, release tables, edit the floor plan</w:t>
             </w:r>
           </w:p>
         </w:tc>
@@ -2768,6 +2867,59 @@
             </w:pPr>
             <w:r>
               <w:t xml:space="preserve">edit the menu</w:t>
+            </w:r>
+          </w:p>
+        </w:tc>
+      </w:tr>
+      <w:tr>
+        <w:tc>
+          <w:tcPr/>
+          <w:p>
+            <w:pPr>
+              <w:pStyle w:val="Compact"/>
+              <w:jc w:val="left"/>
+            </w:pPr>
+            <w:r>
+              <w:rPr>
+                <w:rStyle w:val="VerbatimChar"/>
+              </w:rPr>
+              <w:t xml:space="preserve">geff@etham.co.ke</w:t>
+            </w:r>
+          </w:p>
+        </w:tc>
+        <w:tc>
+          <w:tcPr/>
+          <w:p>
+            <w:pPr>
+              <w:pStyle w:val="Compact"/>
+              <w:jc w:val="left"/>
+            </w:pPr>
+            <w:r>
+              <w:t xml:space="preserve">Geff, the manager</w:t>
+            </w:r>
+          </w:p>
+        </w:tc>
+        <w:tc>
+          <w:tcPr/>
+          <w:p>
+            <w:pPr>
+              <w:pStyle w:val="Compact"/>
+              <w:jc w:val="left"/>
+            </w:pPr>
+            <w:r>
+              <w:t xml:space="preserve">everything in this guide — menu, recipes, stock, suppliers, staff, reports, the day</w:t>
+            </w:r>
+          </w:p>
+        </w:tc>
+        <w:tc>
+          <w:tcPr/>
+          <w:p>
+            <w:pPr>
+              <w:pStyle w:val="Compact"/>
+              <w:jc w:val="left"/>
+            </w:pPr>
+            <w:r>
+              <w:t xml:space="preserve">change system settings or other users’ roles</w:t>
             </w:r>
           </w:p>
         </w:tc>
@@ -3720,6 +3872,75 @@
       </w:r>
       <w:r>
         <w:t xml:space="preserve">:</w:t>
+      </w:r>
+    </w:p>
+    <w:p>
+      <w:pPr>
+        <w:pStyle w:val="BlockText"/>
+      </w:pPr>
+      <w:r>
+        <w:t xml:space="preserve">If a new user cannot see</w:t>
+      </w:r>
+      <w:r>
+        <w:t xml:space="preserve"> </w:t>
+      </w:r>
+      <w:r>
+        <w:rPr>
+          <w:i/>
+          <w:iCs/>
+        </w:rPr>
+        <w:t xml:space="preserve">Add</w:t>
+      </w:r>
+      <w:r>
+        <w:t xml:space="preserve"> </w:t>
+      </w:r>
+      <w:r>
+        <w:t xml:space="preserve">on the Supplier list, they are missing the</w:t>
+      </w:r>
+      <w:r>
+        <w:t xml:space="preserve"> </w:t>
+      </w:r>
+      <w:r>
+        <w:rPr>
+          <w:rStyle w:val="VerbatimChar"/>
+        </w:rPr>
+        <w:t xml:space="preserve">Purchase Master Manager</w:t>
+      </w:r>
+      <w:r>
+        <w:t xml:space="preserve"> </w:t>
+      </w:r>
+      <w:r>
+        <w:t xml:space="preserve">role;</w:t>
+      </w:r>
+      <w:r>
+        <w:t xml:space="preserve"> </w:t>
+      </w:r>
+      <w:r>
+        <w:rPr>
+          <w:rStyle w:val="VerbatimChar"/>
+        </w:rPr>
+        <w:t xml:space="preserve">admin@</w:t>
+      </w:r>
+      <w:r>
+        <w:t xml:space="preserve"> </w:t>
+      </w:r>
+      <w:r>
+        <w:t xml:space="preserve">and</w:t>
+      </w:r>
+      <w:r>
+        <w:t xml:space="preserve"> </w:t>
+      </w:r>
+      <w:r>
+        <w:rPr>
+          <w:rStyle w:val="VerbatimChar"/>
+        </w:rPr>
+        <w:t xml:space="preserve">geff@</w:t>
+      </w:r>
+      <w:r>
+        <w:t xml:space="preserve"> </w:t>
+      </w:r>
+      <w:r>
+        <w:t xml:space="preserve">already have it.</w:t>
       </w:r>
     </w:p>
     <w:p>
@@ -5070,7 +5291,7 @@
         <w:rFonts w:asciiTheme="minorHAnsi" w:cstheme="minorBidi" w:eastAsiaTheme="minorHAnsi" w:hAnsiTheme="minorHAnsi"/>
         <w:sz w:val="24"/>
         <w:szCs w:val="24"/>
-        <w:lang w:bidi="ar-SA" w:eastAsia="en-US" w:val="en"/>
+        <w:lang w:bidi="ar-SA" w:eastAsia="en-US" w:val="en-US"/>
       </w:rPr>
     </w:rPrDefault>
     <w:pPrDefault>

--- a/docs/Etham-Admin-Guide.docx
+++ b/docs/Etham-Admin-Guide.docx
@@ -2562,7 +2562,7 @@
               <w:jc w:val="left"/>
             </w:pPr>
             <w:r>
-              <w:t xml:space="preserve">pencil → drag the tile or its corners</w:t>
+              <w:t xml:space="preserve">pencil → drag the tile to move it, pull a corner handle to resize (no need to click it first)</w:t>
             </w:r>
           </w:p>
         </w:tc>

--- a/docs/Etham-Admin-Guide.docx
+++ b/docs/Etham-Admin-Guide.docx
@@ -4350,13 +4350,412 @@
       </w:r>
     </w:p>
     <w:bookmarkEnd w:id="31"/>
-    <w:bookmarkStart w:id="32" w:name="when-something-looks-wrong"/>
+    <w:bookmarkStart w:id="32" w:name="X8fcaa7551dda54495526d9fae00de885002f969"/>
     <w:p>
       <w:pPr>
         <w:pStyle w:val="Heading1"/>
       </w:pPr>
       <w:r>
-        <w:t xml:space="preserve">12. When something looks wrong</w:t>
+        <w:t xml:space="preserve">12. Deliveries — orders that leave the restaurant</w:t>
+      </w:r>
+    </w:p>
+    <w:p>
+      <w:pPr>
+        <w:pStyle w:val="FirstParagraph"/>
+      </w:pPr>
+      <w:r>
+        <w:t xml:space="preserve">Deliveries run through the floor like any other order, in a room of their own,</w:t>
+      </w:r>
+      <w:r>
+        <w:t xml:space="preserve"> </w:t>
+      </w:r>
+      <w:r>
+        <w:t xml:space="preserve">so the kitchen, the till and the reports need nothing new.</w:t>
+      </w:r>
+    </w:p>
+    <w:p>
+      <w:pPr>
+        <w:pStyle w:val="BodyText"/>
+      </w:pPr>
+      <w:r>
+        <w:rPr>
+          <w:b/>
+          <w:bCs/>
+        </w:rPr>
+        <w:t xml:space="preserve">How it is set up (already done):</w:t>
+      </w:r>
+      <w:r>
+        <w:t xml:space="preserve"> </w:t>
+      </w:r>
+      <w:r>
+        <w:t xml:space="preserve">a room called</w:t>
+      </w:r>
+      <w:r>
+        <w:t xml:space="preserve"> </w:t>
+      </w:r>
+      <w:r>
+        <w:rPr>
+          <w:b/>
+          <w:bCs/>
+        </w:rPr>
+        <w:t xml:space="preserve">Delivery</w:t>
+      </w:r>
+      <w:r>
+        <w:t xml:space="preserve"> </w:t>
+      </w:r>
+      <w:r>
+        <w:t xml:space="preserve">with three slots</w:t>
+      </w:r>
+      <w:r>
+        <w:t xml:space="preserve"> </w:t>
+      </w:r>
+      <w:r>
+        <w:t xml:space="preserve">(</w:t>
+      </w:r>
+      <w:r>
+        <w:rPr>
+          <w:i/>
+          <w:iCs/>
+        </w:rPr>
+        <w:t xml:space="preserve">Delivery 1–3</w:t>
+      </w:r>
+      <w:r>
+        <w:t xml:space="preserve">); a</w:t>
+      </w:r>
+      <w:r>
+        <w:t xml:space="preserve"> </w:t>
+      </w:r>
+      <w:r>
+        <w:rPr>
+          <w:b/>
+          <w:bCs/>
+        </w:rPr>
+        <w:t xml:space="preserve">Delivery Charges</w:t>
+      </w:r>
+      <w:r>
+        <w:t xml:space="preserve"> </w:t>
+      </w:r>
+      <w:r>
+        <w:t xml:space="preserve">income account; and one fee record.</w:t>
+      </w:r>
+    </w:p>
+    <w:p>
+      <w:pPr>
+        <w:pStyle w:val="BodyText"/>
+      </w:pPr>
+      <w:r>
+        <w:rPr>
+          <w:b/>
+          <w:bCs/>
+        </w:rPr>
+        <w:t xml:space="preserve">a) Set the delivery fee</w:t>
+      </w:r>
+      <w:r>
+        <w:t xml:space="preserve"> </w:t>
+      </w:r>
+      <w:r>
+        <w:t xml:space="preserve">— search</w:t>
+      </w:r>
+      <w:r>
+        <w:t xml:space="preserve"> </w:t>
+      </w:r>
+      <w:r>
+        <w:rPr>
+          <w:rStyle w:val="VerbatimChar"/>
+        </w:rPr>
+        <w:t xml:space="preserve">RM Delivery Charges</w:t>
+      </w:r>
+      <w:r>
+        <w:t xml:space="preserve"> </w:t>
+      </w:r>
+      <w:r>
+        <w:t xml:space="preserve">→ open the record →</w:t>
+      </w:r>
+      <w:r>
+        <w:t xml:space="preserve"> </w:t>
+      </w:r>
+      <w:r>
+        <w:rPr>
+          <w:b/>
+          <w:bCs/>
+        </w:rPr>
+        <w:t xml:space="preserve">Default Rate</w:t>
+      </w:r>
+      <w:r>
+        <w:t xml:space="preserve"> </w:t>
+      </w:r>
+      <w:r>
+        <w:t xml:space="preserve">→ Save. This is the fee added to every delivery bill. Change it</w:t>
+      </w:r>
+      <w:r>
+        <w:t xml:space="preserve"> </w:t>
+      </w:r>
+      <w:r>
+        <w:t xml:space="preserve">whenever you like (rain, distance, peak hours); the till can also change the</w:t>
+      </w:r>
+      <w:r>
+        <w:t xml:space="preserve"> </w:t>
+      </w:r>
+      <w:r>
+        <w:t xml:space="preserve">fee on a single bill before payment.</w:t>
+      </w:r>
+    </w:p>
+    <w:p>
+      <w:pPr>
+        <w:pStyle w:val="BodyText"/>
+      </w:pPr>
+      <w:r>
+        <w:rPr>
+          <w:b/>
+          <w:bCs/>
+        </w:rPr>
+        <w:t xml:space="preserve">b) Riders are waiters.</w:t>
+      </w:r>
+      <w:r>
+        <w:t xml:space="preserve"> </w:t>
+      </w:r>
+      <w:r>
+        <w:t xml:space="preserve">Add each rider under</w:t>
+      </w:r>
+      <w:r>
+        <w:t xml:space="preserve"> </w:t>
+      </w:r>
+      <w:r>
+        <w:rPr>
+          <w:rStyle w:val="VerbatimChar"/>
+        </w:rPr>
+        <w:t xml:space="preserve">Restaurant Waiter</w:t>
+      </w:r>
+      <w:r>
+        <w:t xml:space="preserve"> </w:t>
+      </w:r>
+      <w:r>
+        <w:t xml:space="preserve">with a PIN,</w:t>
+      </w:r>
+      <w:r>
+        <w:t xml:space="preserve"> </w:t>
+      </w:r>
+      <w:r>
+        <w:t xml:space="preserve">exactly like a waiter (section 6). They sign in on the tablet with</w:t>
+      </w:r>
+      <w:r>
+        <w:t xml:space="preserve"> </w:t>
+      </w:r>
+      <w:r>
+        <w:rPr>
+          <w:b/>
+          <w:bCs/>
+        </w:rPr>
+        <w:t xml:space="preserve">Waiter →</w:t>
+      </w:r>
+      <w:r>
+        <w:rPr>
+          <w:b/>
+          <w:bCs/>
+        </w:rPr>
+        <w:t xml:space="preserve"> </w:t>
+      </w:r>
+      <w:r>
+        <w:rPr>
+          <w:b/>
+          <w:bCs/>
+        </w:rPr>
+        <w:t xml:space="preserve">name → PIN</w:t>
+      </w:r>
+      <w:r>
+        <w:t xml:space="preserve">. Every delivery they seat is credited to them.</w:t>
+      </w:r>
+    </w:p>
+    <w:p>
+      <w:pPr>
+        <w:pStyle w:val="BodyText"/>
+      </w:pPr>
+      <w:r>
+        <w:rPr>
+          <w:b/>
+          <w:bCs/>
+        </w:rPr>
+        <w:t xml:space="preserve">c) Taking a delivery order</w:t>
+      </w:r>
+      <w:r>
+        <w:t xml:space="preserve"> </w:t>
+      </w:r>
+      <w:r>
+        <w:t xml:space="preserve">(rider or whoever answers the phone, signed in):</w:t>
+      </w:r>
+    </w:p>
+    <w:p>
+      <w:pPr>
+        <w:pStyle w:val="Compact"/>
+        <w:numPr>
+          <w:ilvl w:val="0"/>
+          <w:numId w:val="1012"/>
+        </w:numPr>
+      </w:pPr>
+      <w:r>
+        <w:rPr>
+          <w:b/>
+          <w:bCs/>
+        </w:rPr>
+        <w:t xml:space="preserve">Seat guest</w:t>
+      </w:r>
+      <w:r>
+        <w:t xml:space="preserve"> </w:t>
+      </w:r>
+      <w:r>
+        <w:t xml:space="preserve">→ the customer’s name and</w:t>
+      </w:r>
+      <w:r>
+        <w:t xml:space="preserve"> </w:t>
+      </w:r>
+      <w:r>
+        <w:rPr>
+          <w:b/>
+          <w:bCs/>
+        </w:rPr>
+        <w:t xml:space="preserve">phone</w:t>
+      </w:r>
+      <w:r>
+        <w:t xml:space="preserve"> </w:t>
+      </w:r>
+      <w:r>
+        <w:t xml:space="preserve">→ pick a</w:t>
+      </w:r>
+      <w:r>
+        <w:t xml:space="preserve"> </w:t>
+      </w:r>
+      <w:r>
+        <w:rPr>
+          <w:b/>
+          <w:bCs/>
+        </w:rPr>
+        <w:t xml:space="preserve">Delivery</w:t>
+      </w:r>
+      <w:r>
+        <w:rPr>
+          <w:b/>
+          <w:bCs/>
+        </w:rPr>
+        <w:t xml:space="preserve"> </w:t>
+      </w:r>
+      <w:r>
+        <w:rPr>
+          <w:b/>
+          <w:bCs/>
+        </w:rPr>
+        <w:t xml:space="preserve">slot</w:t>
+      </w:r>
+      <w:r>
+        <w:t xml:space="preserve"> </w:t>
+      </w:r>
+      <w:r>
+        <w:t xml:space="preserve">→ the</w:t>
+      </w:r>
+      <w:r>
+        <w:t xml:space="preserve"> </w:t>
+      </w:r>
+      <w:r>
+        <w:rPr>
+          <w:b/>
+          <w:bCs/>
+        </w:rPr>
+        <w:t xml:space="preserve">Delivery address / directions</w:t>
+      </w:r>
+      <w:r>
+        <w:t xml:space="preserve"> </w:t>
+      </w:r>
+      <w:r>
+        <w:t xml:space="preserve">box appears → fill it →</w:t>
+      </w:r>
+      <w:r>
+        <w:t xml:space="preserve"> </w:t>
+      </w:r>
+      <w:r>
+        <w:rPr>
+          <w:i/>
+          <w:iCs/>
+        </w:rPr>
+        <w:t xml:space="preserve">Seat &amp; open order</w:t>
+      </w:r>
+      <w:r>
+        <w:t xml:space="preserve">.</w:t>
+      </w:r>
+    </w:p>
+    <w:p>
+      <w:pPr>
+        <w:pStyle w:val="Compact"/>
+        <w:numPr>
+          <w:ilvl w:val="0"/>
+          <w:numId w:val="1012"/>
+        </w:numPr>
+      </w:pPr>
+      <w:r>
+        <w:t xml:space="preserve">Ring the dishes and</w:t>
+      </w:r>
+      <w:r>
+        <w:t xml:space="preserve"> </w:t>
+      </w:r>
+      <w:r>
+        <w:rPr>
+          <w:b/>
+          <w:bCs/>
+        </w:rPr>
+        <w:t xml:space="preserve">Order</w:t>
+      </w:r>
+      <w:r>
+        <w:t xml:space="preserve"> </w:t>
+      </w:r>
+      <w:r>
+        <w:t xml:space="preserve">them as usual. The kitchen ticket shows the</w:t>
+      </w:r>
+      <w:r>
+        <w:t xml:space="preserve"> </w:t>
+      </w:r>
+      <w:r>
+        <w:t xml:space="preserve">customer’s name, phone and address, and the slot number.</w:t>
+      </w:r>
+    </w:p>
+    <w:p>
+      <w:pPr>
+        <w:pStyle w:val="Compact"/>
+        <w:numPr>
+          <w:ilvl w:val="0"/>
+          <w:numId w:val="1012"/>
+        </w:numPr>
+      </w:pPr>
+      <w:r>
+        <w:t xml:space="preserve">The check stays open on its slot until it is paid.</w:t>
+      </w:r>
+    </w:p>
+    <w:p>
+      <w:pPr>
+        <w:pStyle w:val="FirstParagraph"/>
+      </w:pPr>
+      <w:r>
+        <w:rPr>
+          <w:b/>
+          <w:bCs/>
+        </w:rPr>
+        <w:t xml:space="preserve">d) Payment</w:t>
+      </w:r>
+      <w:r>
+        <w:t xml:space="preserve">, at the till, with</w:t>
+      </w:r>
+      <w:r>
+        <w:t xml:space="preserve"> </w:t>
+      </w:r>
+      <w:r>
+        <w:rPr>
+          <w:b/>
+          <w:bCs/>
+        </w:rPr>
+        <w:t xml:space="preserve">Complete</w:t>
+      </w:r>
+      <w:r>
+        <w:t xml:space="preserve"> </w:t>
+      </w:r>
+      <w:r>
+        <w:t xml:space="preserve">on the slot’s check:</w:t>
       </w:r>
     </w:p>
     <w:tbl>
@@ -4383,6 +4782,253 @@
               <w:jc w:val="left"/>
             </w:pPr>
             <w:r>
+              <w:t xml:space="preserve">How the customer pays</w:t>
+            </w:r>
+          </w:p>
+        </w:tc>
+        <w:tc>
+          <w:tcPr/>
+          <w:p>
+            <w:pPr>
+              <w:pStyle w:val="Compact"/>
+              <w:jc w:val="left"/>
+            </w:pPr>
+            <w:r>
+              <w:t xml:space="preserve">What the till does</w:t>
+            </w:r>
+          </w:p>
+        </w:tc>
+      </w:tr>
+      <w:tr>
+        <w:tc>
+          <w:tcPr/>
+          <w:p>
+            <w:pPr>
+              <w:pStyle w:val="Compact"/>
+              <w:jc w:val="left"/>
+            </w:pPr>
+            <w:r>
+              <w:t xml:space="preserve">M-Pesa or card before the rider leaves</w:t>
+            </w:r>
+          </w:p>
+        </w:tc>
+        <w:tc>
+          <w:tcPr/>
+          <w:p>
+            <w:pPr>
+              <w:pStyle w:val="Compact"/>
+              <w:jc w:val="left"/>
+            </w:pPr>
+            <w:r>
+              <w:t xml:space="preserve">Complete → pay → receipt goes with the rider</w:t>
+            </w:r>
+          </w:p>
+        </w:tc>
+      </w:tr>
+      <w:tr>
+        <w:tc>
+          <w:tcPr/>
+          <w:p>
+            <w:pPr>
+              <w:pStyle w:val="Compact"/>
+              <w:jc w:val="left"/>
+            </w:pPr>
+            <w:r>
+              <w:t xml:space="preserve">Cash on delivery</w:t>
+            </w:r>
+          </w:p>
+        </w:tc>
+        <w:tc>
+          <w:tcPr/>
+          <w:p>
+            <w:pPr>
+              <w:pStyle w:val="Compact"/>
+              <w:jc w:val="left"/>
+            </w:pPr>
+            <w:r>
+              <w:t xml:space="preserve">Leave the check open. When the rider returns with the cash, Complete → Cash.</w:t>
+            </w:r>
+          </w:p>
+        </w:tc>
+      </w:tr>
+    </w:tbl>
+    <w:p>
+      <w:pPr>
+        <w:pStyle w:val="BodyText"/>
+      </w:pPr>
+      <w:r>
+        <w:t xml:space="preserve">The pay screen opens with</w:t>
+      </w:r>
+      <w:r>
+        <w:t xml:space="preserve"> </w:t>
+      </w:r>
+      <w:r>
+        <w:rPr>
+          <w:b/>
+          <w:bCs/>
+        </w:rPr>
+        <w:t xml:space="preserve">Is delivery</w:t>
+      </w:r>
+      <w:r>
+        <w:t xml:space="preserve"> </w:t>
+      </w:r>
+      <w:r>
+        <w:t xml:space="preserve">ticked and the fee filled in; the</w:t>
+      </w:r>
+      <w:r>
+        <w:t xml:space="preserve"> </w:t>
+      </w:r>
+      <w:r>
+        <w:t xml:space="preserve">fee prints on the receipt as its own line (</w:t>
+      </w:r>
+      <w:r>
+        <w:t xml:space="preserve">“</w:t>
+      </w:r>
+      <w:r>
+        <w:t xml:space="preserve">Delivery</w:t>
+      </w:r>
+      <w:r>
+        <w:t xml:space="preserve">”</w:t>
+      </w:r>
+      <w:r>
+        <w:t xml:space="preserve">) and lands in the</w:t>
+      </w:r>
+      <w:r>
+        <w:t xml:space="preserve"> </w:t>
+      </w:r>
+      <w:r>
+        <w:t xml:space="preserve">Delivery Charges account.</w:t>
+      </w:r>
+    </w:p>
+    <w:p>
+      <w:pPr>
+        <w:pStyle w:val="BodyText"/>
+      </w:pPr>
+      <w:r>
+        <w:rPr>
+          <w:b/>
+          <w:bCs/>
+        </w:rPr>
+        <w:t xml:space="preserve">e) Rider commission</w:t>
+      </w:r>
+      <w:r>
+        <w:t xml:space="preserve"> </w:t>
+      </w:r>
+      <w:r>
+        <w:t xml:space="preserve">—</w:t>
+      </w:r>
+      <w:r>
+        <w:t xml:space="preserve"> </w:t>
+      </w:r>
+      <w:r>
+        <w:rPr>
+          <w:rStyle w:val="VerbatimChar"/>
+        </w:rPr>
+        <w:t xml:space="preserve">Sales by Waiter</w:t>
+      </w:r>
+      <w:r>
+        <w:t xml:space="preserve"> </w:t>
+      </w:r>
+      <w:r>
+        <w:t xml:space="preserve">→ set the dates →</w:t>
+      </w:r>
+      <w:r>
+        <w:t xml:space="preserve"> </w:t>
+      </w:r>
+      <w:r>
+        <w:rPr>
+          <w:b/>
+          <w:bCs/>
+        </w:rPr>
+        <w:t xml:space="preserve">Room = Delivery</w:t>
+      </w:r>
+      <w:r>
+        <w:t xml:space="preserve">.</w:t>
+      </w:r>
+      <w:r>
+        <w:t xml:space="preserve"> </w:t>
+      </w:r>
+      <w:r>
+        <w:t xml:space="preserve">Each rider’s row shows their deliveries and sales for the period; apply the</w:t>
+      </w:r>
+      <w:r>
+        <w:t xml:space="preserve"> </w:t>
+      </w:r>
+      <w:r>
+        <w:t xml:space="preserve">agreed percentage to the Sales column.</w:t>
+      </w:r>
+    </w:p>
+    <w:p>
+      <w:pPr>
+        <w:pStyle w:val="BlockText"/>
+      </w:pPr>
+      <w:r>
+        <w:t xml:space="preserve">A delivery slot is just a table: three slots means three deliveries out at</w:t>
+      </w:r>
+      <w:r>
+        <w:t xml:space="preserve"> </w:t>
+      </w:r>
+      <w:r>
+        <w:t xml:space="preserve">once. Add more with the pencil →</w:t>
+      </w:r>
+      <w:r>
+        <w:t xml:space="preserve"> </w:t>
+      </w:r>
+      <w:r>
+        <w:rPr>
+          <w:b/>
+          <w:bCs/>
+        </w:rPr>
+        <w:t xml:space="preserve">+ Table</w:t>
+      </w:r>
+      <w:r>
+        <w:t xml:space="preserve"> </w:t>
+      </w:r>
+      <w:r>
+        <w:t xml:space="preserve">in the Delivery room if you need them.</w:t>
+      </w:r>
+    </w:p>
+    <w:p>
+      <w:r>
+        <w:pict>
+          <v:rect style="width:0;height:1.5pt" o:hralign="center" o:hrstd="t" o:hr="t"/>
+        </w:pict>
+      </w:r>
+    </w:p>
+    <w:bookmarkEnd w:id="32"/>
+    <w:bookmarkStart w:id="33" w:name="when-something-looks-wrong"/>
+    <w:p>
+      <w:pPr>
+        <w:pStyle w:val="Heading1"/>
+      </w:pPr>
+      <w:r>
+        <w:t xml:space="preserve">13. When something looks wrong</w:t>
+      </w:r>
+    </w:p>
+    <w:tbl>
+      <w:tblPr>
+        <w:tblStyle w:val="Table"/>
+        <w:tblW w:type="pct" w:w="5000"/>
+        <w:jc w:val="left"/>
+        <w:tblLayout w:type="fixed"/>
+        <w:tblLook w:firstRow="1" w:lastRow="0" w:firstColumn="0" w:lastColumn="0" w:noHBand="0" w:noVBand="0" w:val="0020"/>
+      </w:tblPr>
+      <w:tblGrid>
+        <w:gridCol w:w="3960"/>
+        <w:gridCol w:w="3960"/>
+      </w:tblGrid>
+      <w:tr>
+        <w:trPr>
+          <w:tblHeader w:val="on"/>
+        </w:trPr>
+        <w:tc>
+          <w:tcPr/>
+          <w:p>
+            <w:pPr>
+              <w:pStyle w:val="Compact"/>
+              <w:jc w:val="left"/>
+            </w:pPr>
+            <w:r>
               <w:t xml:space="preserve">Symptom</w:t>
             </w:r>
           </w:p>
@@ -4733,7 +5379,7 @@
         <w:t xml:space="preserve">looks wrong.</w:t>
       </w:r>
     </w:p>
-    <w:bookmarkEnd w:id="32"/>
+    <w:bookmarkEnd w:id="33"/>
     <w:sectPr/>
   </w:body>
 </w:document>
@@ -5251,6 +5897,36 @@
     </w:lvlOverride>
   </w:num>
   <w:num w:numId="1011">
+    <w:abstractNumId w:val="99411"/>
+    <w:lvlOverride w:ilvl="0">
+      <w:startOverride w:val="1"/>
+    </w:lvlOverride>
+    <w:lvlOverride w:ilvl="1">
+      <w:startOverride w:val="1"/>
+    </w:lvlOverride>
+    <w:lvlOverride w:ilvl="2">
+      <w:startOverride w:val="1"/>
+    </w:lvlOverride>
+    <w:lvlOverride w:ilvl="3">
+      <w:startOverride w:val="1"/>
+    </w:lvlOverride>
+    <w:lvlOverride w:ilvl="4">
+      <w:startOverride w:val="1"/>
+    </w:lvlOverride>
+    <w:lvlOverride w:ilvl="5">
+      <w:startOverride w:val="1"/>
+    </w:lvlOverride>
+    <w:lvlOverride w:ilvl="6">
+      <w:startOverride w:val="1"/>
+    </w:lvlOverride>
+    <w:lvlOverride w:ilvl="7">
+      <w:startOverride w:val="1"/>
+    </w:lvlOverride>
+    <w:lvlOverride w:ilvl="8">
+      <w:startOverride w:val="1"/>
+    </w:lvlOverride>
+  </w:num>
+  <w:num w:numId="1012">
     <w:abstractNumId w:val="99411"/>
     <w:lvlOverride w:ilvl="0">
       <w:startOverride w:val="1"/>

--- a/docs/Etham-Admin-Guide.docx
+++ b/docs/Etham-Admin-Guide.docx
@@ -2194,29 +2194,39 @@
         <w:pStyle w:val="FirstParagraph"/>
       </w:pPr>
       <w:r>
-        <w:t xml:space="preserve">On the floor, waiters tap</w:t>
-      </w:r>
-      <w:r>
-        <w:t xml:space="preserve"> </w:t>
-      </w:r>
-      <w:r>
-        <w:rPr>
-          <w:b/>
-          <w:bCs/>
-        </w:rPr>
-        <w:t xml:space="preserve">Waiter → name → PIN</w:t>
-      </w:r>
-      <w:r>
-        <w:t xml:space="preserve"> </w:t>
-      </w:r>
-      <w:r>
-        <w:t xml:space="preserve">once per shift. Seating a</w:t>
-      </w:r>
-      <w:r>
-        <w:t xml:space="preserve"> </w:t>
-      </w:r>
-      <w:r>
-        <w:t xml:space="preserve">guest demands this — every party is owned by whoever seated it, and</w:t>
+        <w:t xml:space="preserve">On the floor a waiter’s PIN is the signature on every action.</w:t>
+      </w:r>
+      <w:r>
+        <w:t xml:space="preserve"> </w:t>
+      </w:r>
+      <w:r>
+        <w:rPr>
+          <w:b/>
+          <w:bCs/>
+        </w:rPr>
+        <w:t xml:space="preserve">Seat guest</w:t>
+      </w:r>
+      <w:r>
+        <w:t xml:space="preserve"> </w:t>
+      </w:r>
+      <w:r>
+        <w:t xml:space="preserve">and</w:t>
+      </w:r>
+      <w:r>
+        <w:t xml:space="preserve"> </w:t>
+      </w:r>
+      <w:r>
+        <w:rPr>
+          <w:b/>
+          <w:bCs/>
+        </w:rPr>
+        <w:t xml:space="preserve">Order</w:t>
+      </w:r>
+      <w:r>
+        <w:t xml:space="preserve"> </w:t>
+      </w:r>
+      <w:r>
+        <w:t xml:space="preserve">each ask</w:t>
       </w:r>
       <w:r>
         <w:t xml:space="preserve"> </w:t>
@@ -2226,27 +2236,164 @@
           <w:i/>
           <w:iCs/>
         </w:rPr>
-        <w:t xml:space="preserve">Sales by</w:t>
-      </w:r>
-      <w:r>
-        <w:rPr>
-          <w:i/>
-          <w:iCs/>
-        </w:rPr>
-        <w:t xml:space="preserve"> </w:t>
-      </w:r>
-      <w:r>
-        <w:rPr>
-          <w:i/>
-          <w:iCs/>
-        </w:rPr>
-        <w:t xml:space="preserve">Waiter</w:t>
-      </w:r>
-      <w:r>
-        <w:t xml:space="preserve"> </w:t>
-      </w:r>
-      <w:r>
-        <w:t xml:space="preserve">is built from that.</w:t>
+        <w:t xml:space="preserve">Who’s on? → name → PIN</w:t>
+      </w:r>
+      <w:r>
+        <w:t xml:space="preserve"> </w:t>
+      </w:r>
+      <w:r>
+        <w:t xml:space="preserve">— the PIN then stays good for</w:t>
+      </w:r>
+      <w:r>
+        <w:t xml:space="preserve"> </w:t>
+      </w:r>
+      <w:r>
+        <w:rPr>
+          <w:b/>
+          <w:bCs/>
+        </w:rPr>
+        <w:t xml:space="preserve">90 seconds</w:t>
+      </w:r>
+      <w:r>
+        <w:t xml:space="preserve"> </w:t>
+      </w:r>
+      <w:r>
+        <w:t xml:space="preserve">(change it under</w:t>
+      </w:r>
+      <w:r>
+        <w:t xml:space="preserve"> </w:t>
+      </w:r>
+      <w:r>
+        <w:rPr>
+          <w:rStyle w:val="VerbatimChar"/>
+        </w:rPr>
+        <w:t xml:space="preserve">Restaurant Settings → Waiter PIN Recheck</w:t>
+      </w:r>
+      <w:r>
+        <w:t xml:space="preserve">; set it</w:t>
+      </w:r>
+      <w:r>
+        <w:t xml:space="preserve"> </w:t>
+      </w:r>
+      <w:r>
+        <w:t xml:space="preserve">to 1 to ask every single time). Two things are recorded:</w:t>
+      </w:r>
+    </w:p>
+    <w:p>
+      <w:pPr>
+        <w:pStyle w:val="Compact"/>
+        <w:numPr>
+          <w:ilvl w:val="0"/>
+          <w:numId w:val="1007"/>
+        </w:numPr>
+      </w:pPr>
+      <w:r>
+        <w:t xml:space="preserve">the</w:t>
+      </w:r>
+      <w:r>
+        <w:t xml:space="preserve"> </w:t>
+      </w:r>
+      <w:r>
+        <w:rPr>
+          <w:b/>
+          <w:bCs/>
+        </w:rPr>
+        <w:t xml:space="preserve">party and its check belong to the waiter who seated it</w:t>
+      </w:r>
+      <w:r>
+        <w:t xml:space="preserve">;</w:t>
+      </w:r>
+    </w:p>
+    <w:p>
+      <w:pPr>
+        <w:pStyle w:val="Compact"/>
+        <w:numPr>
+          <w:ilvl w:val="0"/>
+          <w:numId w:val="1007"/>
+        </w:numPr>
+      </w:pPr>
+      <w:r>
+        <w:rPr>
+          <w:b/>
+          <w:bCs/>
+        </w:rPr>
+        <w:t xml:space="preserve">every dish fired belongs to the waiter who tapped Order</w:t>
+      </w:r>
+      <w:r>
+        <w:t xml:space="preserve">, and the check’s</w:t>
+      </w:r>
+      <w:r>
+        <w:t xml:space="preserve"> </w:t>
+      </w:r>
+      <w:r>
+        <w:t xml:space="preserve">timeline says who fired what, from which tablet.</w:t>
+      </w:r>
+    </w:p>
+    <w:p>
+      <w:pPr>
+        <w:pStyle w:val="FirstParagraph"/>
+      </w:pPr>
+      <w:r>
+        <w:t xml:space="preserve">So a shared tablet can never credit a sale to whoever happened to sign in</w:t>
+      </w:r>
+      <w:r>
+        <w:t xml:space="preserve"> </w:t>
+      </w:r>
+      <w:r>
+        <w:t xml:space="preserve">last.</w:t>
+      </w:r>
+      <w:r>
+        <w:t xml:space="preserve"> </w:t>
+      </w:r>
+      <w:r>
+        <w:rPr>
+          <w:rStyle w:val="VerbatimChar"/>
+        </w:rPr>
+        <w:t xml:space="preserve">Sales by Waiter</w:t>
+      </w:r>
+      <w:r>
+        <w:t xml:space="preserve"> </w:t>
+      </w:r>
+      <w:r>
+        <w:t xml:space="preserve">shows either view:</w:t>
+      </w:r>
+      <w:r>
+        <w:t xml:space="preserve"> </w:t>
+      </w:r>
+      <w:r>
+        <w:rPr>
+          <w:b/>
+          <w:bCs/>
+        </w:rPr>
+        <w:t xml:space="preserve">Credit = Check owner</w:t>
+      </w:r>
+      <w:r>
+        <w:t xml:space="preserve"> </w:t>
+      </w:r>
+      <w:r>
+        <w:t xml:space="preserve">(the</w:t>
+      </w:r>
+      <w:r>
+        <w:t xml:space="preserve"> </w:t>
+      </w:r>
+      <w:r>
+        <w:t xml:space="preserve">seater) or</w:t>
+      </w:r>
+      <w:r>
+        <w:t xml:space="preserve"> </w:t>
+      </w:r>
+      <w:r>
+        <w:rPr>
+          <w:b/>
+          <w:bCs/>
+        </w:rPr>
+        <w:t xml:space="preserve">Credit = Lines fired</w:t>
+      </w:r>
+      <w:r>
+        <w:t xml:space="preserve"> </w:t>
+      </w:r>
+      <w:r>
+        <w:t xml:space="preserve">(who actually took the dishes).</w:t>
       </w:r>
     </w:p>
     <w:p>
@@ -3449,7 +3596,7 @@
         <w:pStyle w:val="Compact"/>
         <w:numPr>
           <w:ilvl w:val="0"/>
-          <w:numId w:val="1007"/>
+          <w:numId w:val="1008"/>
         </w:numPr>
       </w:pPr>
       <w:r>
@@ -3504,141 +3651,6 @@
       </w:r>
       <w:r>
         <w:t xml:space="preserve">listed with the guest’s name, covers and waiter. Pick one.</w:t>
-      </w:r>
-    </w:p>
-    <w:p>
-      <w:pPr>
-        <w:pStyle w:val="Compact"/>
-        <w:numPr>
-          <w:ilvl w:val="0"/>
-          <w:numId w:val="1007"/>
-        </w:numPr>
-      </w:pPr>
-      <w:r>
-        <w:rPr>
-          <w:b/>
-          <w:bCs/>
-        </w:rPr>
-        <w:t xml:space="preserve">Complete</w:t>
-      </w:r>
-      <w:r>
-        <w:t xml:space="preserve"> </w:t>
-      </w:r>
-      <w:r>
-        <w:t xml:space="preserve">→ take the payment (cash, M-Pesa, or several lines mixed) →</w:t>
-      </w:r>
-      <w:r>
-        <w:t xml:space="preserve"> </w:t>
-      </w:r>
-      <w:r>
-        <w:t xml:space="preserve">the receipt prints.</w:t>
-      </w:r>
-    </w:p>
-    <w:p>
-      <w:pPr>
-        <w:pStyle w:val="Compact"/>
-        <w:numPr>
-          <w:ilvl w:val="0"/>
-          <w:numId w:val="1007"/>
-        </w:numPr>
-      </w:pPr>
-      <w:r>
-        <w:t xml:space="preserve">Paying frees</w:t>
-      </w:r>
-      <w:r>
-        <w:t xml:space="preserve"> </w:t>
-      </w:r>
-      <w:r>
-        <w:rPr>
-          <w:b/>
-          <w:bCs/>
-        </w:rPr>
-        <w:t xml:space="preserve">only that party’s seats</w:t>
-      </w:r>
-      <w:r>
-        <w:t xml:space="preserve"> </w:t>
-      </w:r>
-      <w:r>
-        <w:t xml:space="preserve">— the tile drops from</w:t>
-      </w:r>
-      <w:r>
-        <w:t xml:space="preserve"> </w:t>
-      </w:r>
-      <w:r>
-        <w:rPr>
-          <w:rStyle w:val="VerbatimChar"/>
-        </w:rPr>
-        <w:t xml:space="preserve">7/10</w:t>
-      </w:r>
-      <w:r>
-        <w:t xml:space="preserve"> </w:t>
-      </w:r>
-      <w:r>
-        <w:t xml:space="preserve">to</w:t>
-      </w:r>
-      <w:r>
-        <w:t xml:space="preserve"> </w:t>
-      </w:r>
-      <w:r>
-        <w:rPr>
-          <w:rStyle w:val="VerbatimChar"/>
-        </w:rPr>
-        <w:t xml:space="preserve">5/10</w:t>
-      </w:r>
-      <w:r>
-        <w:t xml:space="preserve"> </w:t>
-      </w:r>
-      <w:r>
-        <w:t xml:space="preserve">and the other parties keep eating undisturbed.</w:t>
-      </w:r>
-    </w:p>
-    <w:p>
-      <w:pPr>
-        <w:pStyle w:val="Compact"/>
-        <w:numPr>
-          <w:ilvl w:val="0"/>
-          <w:numId w:val="1007"/>
-        </w:numPr>
-      </w:pPr>
-      <w:r>
-        <w:t xml:space="preserve">Tap the table again for the next party. The check chips in the pad’s left</w:t>
-      </w:r>
-      <w:r>
-        <w:t xml:space="preserve"> </w:t>
-      </w:r>
-      <w:r>
-        <w:t xml:space="preserve">rail (00001, 00002…) switch between parties at any time.</w:t>
-      </w:r>
-    </w:p>
-    <w:p>
-      <w:pPr>
-        <w:pStyle w:val="FirstParagraph"/>
-      </w:pPr>
-      <w:r>
-        <w:t xml:space="preserve">A table with a single party skips the question — its check is selected the</w:t>
-      </w:r>
-      <w:r>
-        <w:t xml:space="preserve"> </w:t>
-      </w:r>
-      <w:r>
-        <w:t xml:space="preserve">moment the pad opens.</w:t>
-      </w:r>
-    </w:p>
-    <w:p>
-      <w:r>
-        <w:pict>
-          <v:rect style="width:0;height:1.5pt" o:hralign="center" o:hrstd="t" o:hr="t"/>
-        </w:pict>
-      </w:r>
-    </w:p>
-    <w:bookmarkEnd w:id="29"/>
-    <w:bookmarkStart w:id="30" w:name="money-rules-worth-knowing"/>
-    <w:p>
-      <w:pPr>
-        <w:pStyle w:val="Heading1"/>
-      </w:pPr>
-      <w:r>
-        <w:t xml:space="preserve">10. Money rules worth knowing</w:t>
       </w:r>
     </w:p>
     <w:p>
@@ -3654,60 +3666,19 @@
           <w:b/>
           <w:bCs/>
         </w:rPr>
-        <w:t xml:space="preserve">Split bills</w:t>
-      </w:r>
-      <w:r>
-        <w:t xml:space="preserve">: on the check →</w:t>
-      </w:r>
-      <w:r>
-        <w:t xml:space="preserve"> </w:t>
-      </w:r>
-      <w:r>
-        <w:rPr>
-          <w:b/>
-          <w:bCs/>
-        </w:rPr>
-        <w:t xml:space="preserve">Divide</w:t>
-      </w:r>
-      <w:r>
-        <w:t xml:space="preserve"> </w:t>
-      </w:r>
-      <w:r>
-        <w:t xml:space="preserve">→ tick the items moving to the</w:t>
-      </w:r>
-      <w:r>
-        <w:t xml:space="preserve"> </w:t>
-      </w:r>
-      <w:r>
-        <w:t xml:space="preserve">new check → each check pays separately, each gets its own numbered receipt.</w:t>
-      </w:r>
-      <w:r>
-        <w:t xml:space="preserve"> </w:t>
-      </w:r>
-      <w:r>
-        <w:t xml:space="preserve">For an even split of one bill:</w:t>
-      </w:r>
-      <w:r>
-        <w:t xml:space="preserve"> </w:t>
-      </w:r>
-      <w:r>
-        <w:rPr>
-          <w:b/>
-          <w:bCs/>
-        </w:rPr>
         <w:t xml:space="preserve">Complete</w:t>
       </w:r>
       <w:r>
         <w:t xml:space="preserve"> </w:t>
       </w:r>
       <w:r>
-        <w:t xml:space="preserve">→ add several payment rows</w:t>
-      </w:r>
-      <w:r>
-        <w:t xml:space="preserve"> </w:t>
-      </w:r>
-      <w:r>
-        <w:t xml:space="preserve">(Cash + M-Pesa + …) on the one receipt.</w:t>
+        <w:t xml:space="preserve">→ take the payment (cash, M-Pesa, or several lines mixed) →</w:t>
+      </w:r>
+      <w:r>
+        <w:t xml:space="preserve"> </w:t>
+      </w:r>
+      <w:r>
+        <w:t xml:space="preserve">the receipt prints.</w:t>
       </w:r>
     </w:p>
     <w:p>
@@ -3719,23 +3690,53 @@
         </w:numPr>
       </w:pPr>
       <w:r>
-        <w:rPr>
-          <w:b/>
-          <w:bCs/>
-        </w:rPr>
-        <w:t xml:space="preserve">Release</w:t>
-      </w:r>
-      <w:r>
-        <w:t xml:space="preserve"> </w:t>
-      </w:r>
-      <w:r>
-        <w:t xml:space="preserve">(floor toolbar) voids a table’s unpaid checks and frees its</w:t>
-      </w:r>
-      <w:r>
-        <w:t xml:space="preserve"> </w:t>
-      </w:r>
-      <w:r>
-        <w:t xml:space="preserve">seats — cashier/manager only, and it never touches a paid sale.</w:t>
+        <w:t xml:space="preserve">Paying frees</w:t>
+      </w:r>
+      <w:r>
+        <w:t xml:space="preserve"> </w:t>
+      </w:r>
+      <w:r>
+        <w:rPr>
+          <w:b/>
+          <w:bCs/>
+        </w:rPr>
+        <w:t xml:space="preserve">only that party’s seats</w:t>
+      </w:r>
+      <w:r>
+        <w:t xml:space="preserve"> </w:t>
+      </w:r>
+      <w:r>
+        <w:t xml:space="preserve">— the tile drops from</w:t>
+      </w:r>
+      <w:r>
+        <w:t xml:space="preserve"> </w:t>
+      </w:r>
+      <w:r>
+        <w:rPr>
+          <w:rStyle w:val="VerbatimChar"/>
+        </w:rPr>
+        <w:t xml:space="preserve">7/10</w:t>
+      </w:r>
+      <w:r>
+        <w:t xml:space="preserve"> </w:t>
+      </w:r>
+      <w:r>
+        <w:t xml:space="preserve">to</w:t>
+      </w:r>
+      <w:r>
+        <w:t xml:space="preserve"> </w:t>
+      </w:r>
+      <w:r>
+        <w:rPr>
+          <w:rStyle w:val="VerbatimChar"/>
+        </w:rPr>
+        <w:t xml:space="preserve">5/10</w:t>
+      </w:r>
+      <w:r>
+        <w:t xml:space="preserve"> </w:t>
+      </w:r>
+      <w:r>
+        <w:t xml:space="preserve">and the other parties keep eating undisturbed.</w:t>
       </w:r>
     </w:p>
     <w:p>
@@ -3747,13 +3748,27 @@
         </w:numPr>
       </w:pPr>
       <w:r>
-        <w:t xml:space="preserve">Receipts print from the pad after payment and open the print dialog</w:t>
-      </w:r>
-      <w:r>
-        <w:t xml:space="preserve"> </w:t>
-      </w:r>
-      <w:r>
-        <w:t xml:space="preserve">automatically. First time on a new tablet: allow pop-ups for the site.</w:t>
+        <w:t xml:space="preserve">Tap the table again for the next party. The check chips in the pad’s left</w:t>
+      </w:r>
+      <w:r>
+        <w:t xml:space="preserve"> </w:t>
+      </w:r>
+      <w:r>
+        <w:t xml:space="preserve">rail (00001, 00002…) switch between parties at any time.</w:t>
+      </w:r>
+    </w:p>
+    <w:p>
+      <w:pPr>
+        <w:pStyle w:val="FirstParagraph"/>
+      </w:pPr>
+      <w:r>
+        <w:t xml:space="preserve">A table with a single party skips the question — its check is selected the</w:t>
+      </w:r>
+      <w:r>
+        <w:t xml:space="preserve"> </w:t>
+      </w:r>
+      <w:r>
+        <w:t xml:space="preserve">moment the pad opens.</w:t>
       </w:r>
     </w:p>
     <w:p>
@@ -3763,184 +3778,14 @@
         </w:pict>
       </w:r>
     </w:p>
-    <w:bookmarkEnd w:id="30"/>
-    <w:bookmarkStart w:id="31" w:name="suppliers-and-reordering-the-full-loop"/>
+    <w:bookmarkEnd w:id="29"/>
+    <w:bookmarkStart w:id="30" w:name="money-rules-worth-knowing"/>
     <w:p>
       <w:pPr>
         <w:pStyle w:val="Heading1"/>
       </w:pPr>
       <w:r>
-        <w:t xml:space="preserve">11. Suppliers and reordering — the full loop</w:t>
-      </w:r>
-    </w:p>
-    <w:p>
-      <w:pPr>
-        <w:pStyle w:val="FirstParagraph"/>
-      </w:pPr>
-      <w:r>
-        <w:t xml:space="preserve">The system ships</w:t>
-      </w:r>
-      <w:r>
-        <w:t xml:space="preserve"> </w:t>
-      </w:r>
-      <w:r>
-        <w:rPr>
-          <w:b/>
-          <w:bCs/>
-        </w:rPr>
-        <w:t xml:space="preserve">ready to buy</w:t>
-      </w:r>
-      <w:r>
-        <w:t xml:space="preserve">: supplier shelves are pre-built (Produce,</w:t>
-      </w:r>
-      <w:r>
-        <w:t xml:space="preserve"> </w:t>
-      </w:r>
-      <w:r>
-        <w:t xml:space="preserve">Butchery &amp; Meat, Dairy, Dry Goods, Beverages, Gas &amp; Fuel, Packaging, Services)</w:t>
-      </w:r>
-      <w:r>
-        <w:t xml:space="preserve"> </w:t>
-      </w:r>
-      <w:r>
-        <w:t xml:space="preserve">and stock</w:t>
-      </w:r>
-      <w:r>
-        <w:t xml:space="preserve"> </w:t>
-      </w:r>
-      <w:r>
-        <w:rPr>
-          <w:b/>
-          <w:bCs/>
-        </w:rPr>
-        <w:t xml:space="preserve">asks to be re-bought by itself</w:t>
-      </w:r>
-      <w:r>
-        <w:t xml:space="preserve"> </w:t>
-      </w:r>
-      <w:r>
-        <w:t xml:space="preserve">the moment an ingredient dips</w:t>
-      </w:r>
-      <w:r>
-        <w:t xml:space="preserve"> </w:t>
-      </w:r>
-      <w:r>
-        <w:t xml:space="preserve">below its reorder level.</w:t>
-      </w:r>
-    </w:p>
-    <w:p>
-      <w:pPr>
-        <w:pStyle w:val="BodyText"/>
-      </w:pPr>
-      <w:r>
-        <w:rPr>
-          <w:b/>
-          <w:bCs/>
-        </w:rPr>
-        <w:t xml:space="preserve">a) Add each supplier once</w:t>
-      </w:r>
-      <w:r>
-        <w:t xml:space="preserve"> </w:t>
-      </w:r>
-      <w:r>
-        <w:t xml:space="preserve">— search</w:t>
-      </w:r>
-      <w:r>
-        <w:t xml:space="preserve"> </w:t>
-      </w:r>
-      <w:r>
-        <w:rPr>
-          <w:rStyle w:val="VerbatimChar"/>
-        </w:rPr>
-        <w:t xml:space="preserve">Supplier</w:t>
-      </w:r>
-      <w:r>
-        <w:t xml:space="preserve"> </w:t>
-      </w:r>
-      <w:r>
-        <w:t xml:space="preserve">→</w:t>
-      </w:r>
-      <w:r>
-        <w:t xml:space="preserve"> </w:t>
-      </w:r>
-      <w:r>
-        <w:rPr>
-          <w:i/>
-          <w:iCs/>
-        </w:rPr>
-        <w:t xml:space="preserve">Add</w:t>
-      </w:r>
-      <w:r>
-        <w:t xml:space="preserve">:</w:t>
-      </w:r>
-    </w:p>
-    <w:p>
-      <w:pPr>
-        <w:pStyle w:val="BlockText"/>
-      </w:pPr>
-      <w:r>
-        <w:t xml:space="preserve">If a new user cannot see</w:t>
-      </w:r>
-      <w:r>
-        <w:t xml:space="preserve"> </w:t>
-      </w:r>
-      <w:r>
-        <w:rPr>
-          <w:i/>
-          <w:iCs/>
-        </w:rPr>
-        <w:t xml:space="preserve">Add</w:t>
-      </w:r>
-      <w:r>
-        <w:t xml:space="preserve"> </w:t>
-      </w:r>
-      <w:r>
-        <w:t xml:space="preserve">on the Supplier list, they are missing the</w:t>
-      </w:r>
-      <w:r>
-        <w:t xml:space="preserve"> </w:t>
-      </w:r>
-      <w:r>
-        <w:rPr>
-          <w:rStyle w:val="VerbatimChar"/>
-        </w:rPr>
-        <w:t xml:space="preserve">Purchase Master Manager</w:t>
-      </w:r>
-      <w:r>
-        <w:t xml:space="preserve"> </w:t>
-      </w:r>
-      <w:r>
-        <w:t xml:space="preserve">role;</w:t>
-      </w:r>
-      <w:r>
-        <w:t xml:space="preserve"> </w:t>
-      </w:r>
-      <w:r>
-        <w:rPr>
-          <w:rStyle w:val="VerbatimChar"/>
-        </w:rPr>
-        <w:t xml:space="preserve">admin@</w:t>
-      </w:r>
-      <w:r>
-        <w:t xml:space="preserve"> </w:t>
-      </w:r>
-      <w:r>
-        <w:t xml:space="preserve">and</w:t>
-      </w:r>
-      <w:r>
-        <w:t xml:space="preserve"> </w:t>
-      </w:r>
-      <w:r>
-        <w:rPr>
-          <w:rStyle w:val="VerbatimChar"/>
-        </w:rPr>
-        <w:t xml:space="preserve">geff@</w:t>
-      </w:r>
-      <w:r>
-        <w:t xml:space="preserve"> </w:t>
-      </w:r>
-      <w:r>
-        <w:t xml:space="preserve">already have it.</w:t>
+        <w:t xml:space="preserve">10. Money rules worth knowing</w:t>
       </w:r>
     </w:p>
     <w:p>
@@ -3952,23 +3797,64 @@
         </w:numPr>
       </w:pPr>
       <w:r>
-        <w:t xml:space="preserve">Name, then pick the</w:t>
-      </w:r>
-      <w:r>
-        <w:t xml:space="preserve"> </w:t>
-      </w:r>
-      <w:r>
-        <w:rPr>
-          <w:b/>
-          <w:bCs/>
-        </w:rPr>
-        <w:t xml:space="preserve">Supplier Group</w:t>
-      </w:r>
-      <w:r>
-        <w:t xml:space="preserve"> </w:t>
-      </w:r>
-      <w:r>
-        <w:t xml:space="preserve">from the pre-built list.</w:t>
+        <w:rPr>
+          <w:b/>
+          <w:bCs/>
+        </w:rPr>
+        <w:t xml:space="preserve">Split bills</w:t>
+      </w:r>
+      <w:r>
+        <w:t xml:space="preserve">: on the check →</w:t>
+      </w:r>
+      <w:r>
+        <w:t xml:space="preserve"> </w:t>
+      </w:r>
+      <w:r>
+        <w:rPr>
+          <w:b/>
+          <w:bCs/>
+        </w:rPr>
+        <w:t xml:space="preserve">Divide</w:t>
+      </w:r>
+      <w:r>
+        <w:t xml:space="preserve"> </w:t>
+      </w:r>
+      <w:r>
+        <w:t xml:space="preserve">→ tick the items moving to the</w:t>
+      </w:r>
+      <w:r>
+        <w:t xml:space="preserve"> </w:t>
+      </w:r>
+      <w:r>
+        <w:t xml:space="preserve">new check → each check pays separately, each gets its own numbered receipt.</w:t>
+      </w:r>
+      <w:r>
+        <w:t xml:space="preserve"> </w:t>
+      </w:r>
+      <w:r>
+        <w:t xml:space="preserve">For an even split of one bill:</w:t>
+      </w:r>
+      <w:r>
+        <w:t xml:space="preserve"> </w:t>
+      </w:r>
+      <w:r>
+        <w:rPr>
+          <w:b/>
+          <w:bCs/>
+        </w:rPr>
+        <w:t xml:space="preserve">Complete</w:t>
+      </w:r>
+      <w:r>
+        <w:t xml:space="preserve"> </w:t>
+      </w:r>
+      <w:r>
+        <w:t xml:space="preserve">→ add several payment rows</w:t>
+      </w:r>
+      <w:r>
+        <w:t xml:space="preserve"> </w:t>
+      </w:r>
+      <w:r>
+        <w:t xml:space="preserve">(Cash + M-Pesa + …) on the one receipt.</w:t>
       </w:r>
     </w:p>
     <w:p>
@@ -3980,7 +3866,58 @@
         </w:numPr>
       </w:pPr>
       <w:r>
-        <w:t xml:space="preserve">Phone/M-Pesa details under contact — that’s all a purchase needs.</w:t>
+        <w:rPr>
+          <w:b/>
+          <w:bCs/>
+        </w:rPr>
+        <w:t xml:space="preserve">Release</w:t>
+      </w:r>
+      <w:r>
+        <w:t xml:space="preserve"> </w:t>
+      </w:r>
+      <w:r>
+        <w:t xml:space="preserve">(floor toolbar) voids a table’s unpaid checks and frees its</w:t>
+      </w:r>
+      <w:r>
+        <w:t xml:space="preserve"> </w:t>
+      </w:r>
+      <w:r>
+        <w:t xml:space="preserve">seats — cashier/manager only, and it never touches a paid sale.</w:t>
+      </w:r>
+    </w:p>
+    <w:p>
+      <w:pPr>
+        <w:pStyle w:val="Compact"/>
+        <w:numPr>
+          <w:ilvl w:val="0"/>
+          <w:numId w:val="1009"/>
+        </w:numPr>
+      </w:pPr>
+      <w:r>
+        <w:t xml:space="preserve">Receipts print from the pad after payment and open the print dialog</w:t>
+      </w:r>
+      <w:r>
+        <w:t xml:space="preserve"> </w:t>
+      </w:r>
+      <w:r>
+        <w:t xml:space="preserve">automatically. First time on a new tablet: allow pop-ups for the site.</w:t>
+      </w:r>
+    </w:p>
+    <w:p>
+      <w:r>
+        <w:pict>
+          <v:rect style="width:0;height:1.5pt" o:hralign="center" o:hrstd="t" o:hr="t"/>
+        </w:pict>
+      </w:r>
+    </w:p>
+    <w:bookmarkEnd w:id="30"/>
+    <w:bookmarkStart w:id="31" w:name="suppliers-and-reordering-the-full-loop"/>
+    <w:p>
+      <w:pPr>
+        <w:pStyle w:val="Heading1"/>
+      </w:pPr>
+      <w:r>
+        <w:t xml:space="preserve">11. Suppliers and reordering — the full loop</w:t>
       </w:r>
     </w:p>
     <w:p>
@@ -3988,23 +3925,169 @@
         <w:pStyle w:val="FirstParagraph"/>
       </w:pPr>
       <w:r>
-        <w:rPr>
-          <w:b/>
-          <w:bCs/>
-        </w:rPr>
-        <w:t xml:space="preserve">b) Tell each ingredient who supplies it and when to re-buy</w:t>
-      </w:r>
-      <w:r>
-        <w:t xml:space="preserve"> </w:t>
-      </w:r>
-      <w:r>
-        <w:t xml:space="preserve">— open the</w:t>
-      </w:r>
-      <w:r>
-        <w:t xml:space="preserve"> </w:t>
-      </w:r>
-      <w:r>
-        <w:t xml:space="preserve">ingredient’s Item:</w:t>
+        <w:t xml:space="preserve">The system ships</w:t>
+      </w:r>
+      <w:r>
+        <w:t xml:space="preserve"> </w:t>
+      </w:r>
+      <w:r>
+        <w:rPr>
+          <w:b/>
+          <w:bCs/>
+        </w:rPr>
+        <w:t xml:space="preserve">ready to buy</w:t>
+      </w:r>
+      <w:r>
+        <w:t xml:space="preserve">: supplier shelves are pre-built (Produce,</w:t>
+      </w:r>
+      <w:r>
+        <w:t xml:space="preserve"> </w:t>
+      </w:r>
+      <w:r>
+        <w:t xml:space="preserve">Butchery &amp; Meat, Dairy, Dry Goods, Beverages, Gas &amp; Fuel, Packaging, Services)</w:t>
+      </w:r>
+      <w:r>
+        <w:t xml:space="preserve"> </w:t>
+      </w:r>
+      <w:r>
+        <w:t xml:space="preserve">and stock</w:t>
+      </w:r>
+      <w:r>
+        <w:t xml:space="preserve"> </w:t>
+      </w:r>
+      <w:r>
+        <w:rPr>
+          <w:b/>
+          <w:bCs/>
+        </w:rPr>
+        <w:t xml:space="preserve">asks to be re-bought by itself</w:t>
+      </w:r>
+      <w:r>
+        <w:t xml:space="preserve"> </w:t>
+      </w:r>
+      <w:r>
+        <w:t xml:space="preserve">the moment an ingredient dips</w:t>
+      </w:r>
+      <w:r>
+        <w:t xml:space="preserve"> </w:t>
+      </w:r>
+      <w:r>
+        <w:t xml:space="preserve">below its reorder level.</w:t>
+      </w:r>
+    </w:p>
+    <w:p>
+      <w:pPr>
+        <w:pStyle w:val="BodyText"/>
+      </w:pPr>
+      <w:r>
+        <w:rPr>
+          <w:b/>
+          <w:bCs/>
+        </w:rPr>
+        <w:t xml:space="preserve">a) Add each supplier once</w:t>
+      </w:r>
+      <w:r>
+        <w:t xml:space="preserve"> </w:t>
+      </w:r>
+      <w:r>
+        <w:t xml:space="preserve">— search</w:t>
+      </w:r>
+      <w:r>
+        <w:t xml:space="preserve"> </w:t>
+      </w:r>
+      <w:r>
+        <w:rPr>
+          <w:rStyle w:val="VerbatimChar"/>
+        </w:rPr>
+        <w:t xml:space="preserve">Supplier</w:t>
+      </w:r>
+      <w:r>
+        <w:t xml:space="preserve"> </w:t>
+      </w:r>
+      <w:r>
+        <w:t xml:space="preserve">→</w:t>
+      </w:r>
+      <w:r>
+        <w:t xml:space="preserve"> </w:t>
+      </w:r>
+      <w:r>
+        <w:rPr>
+          <w:i/>
+          <w:iCs/>
+        </w:rPr>
+        <w:t xml:space="preserve">Add</w:t>
+      </w:r>
+      <w:r>
+        <w:t xml:space="preserve">:</w:t>
+      </w:r>
+    </w:p>
+    <w:p>
+      <w:pPr>
+        <w:pStyle w:val="BlockText"/>
+      </w:pPr>
+      <w:r>
+        <w:t xml:space="preserve">If a new user cannot see</w:t>
+      </w:r>
+      <w:r>
+        <w:t xml:space="preserve"> </w:t>
+      </w:r>
+      <w:r>
+        <w:rPr>
+          <w:i/>
+          <w:iCs/>
+        </w:rPr>
+        <w:t xml:space="preserve">Add</w:t>
+      </w:r>
+      <w:r>
+        <w:t xml:space="preserve"> </w:t>
+      </w:r>
+      <w:r>
+        <w:t xml:space="preserve">on the Supplier list, they are missing the</w:t>
+      </w:r>
+      <w:r>
+        <w:t xml:space="preserve"> </w:t>
+      </w:r>
+      <w:r>
+        <w:rPr>
+          <w:rStyle w:val="VerbatimChar"/>
+        </w:rPr>
+        <w:t xml:space="preserve">Purchase Master Manager</w:t>
+      </w:r>
+      <w:r>
+        <w:t xml:space="preserve"> </w:t>
+      </w:r>
+      <w:r>
+        <w:t xml:space="preserve">role;</w:t>
+      </w:r>
+      <w:r>
+        <w:t xml:space="preserve"> </w:t>
+      </w:r>
+      <w:r>
+        <w:rPr>
+          <w:rStyle w:val="VerbatimChar"/>
+        </w:rPr>
+        <w:t xml:space="preserve">admin@</w:t>
+      </w:r>
+      <w:r>
+        <w:t xml:space="preserve"> </w:t>
+      </w:r>
+      <w:r>
+        <w:t xml:space="preserve">and</w:t>
+      </w:r>
+      <w:r>
+        <w:t xml:space="preserve"> </w:t>
+      </w:r>
+      <w:r>
+        <w:rPr>
+          <w:rStyle w:val="VerbatimChar"/>
+        </w:rPr>
+        <w:t xml:space="preserve">geff@</w:t>
+      </w:r>
+      <w:r>
+        <w:t xml:space="preserve"> </w:t>
+      </w:r>
+      <w:r>
+        <w:t xml:space="preserve">already have it.</w:t>
       </w:r>
     </w:p>
     <w:p>
@@ -4016,20 +4099,23 @@
         </w:numPr>
       </w:pPr>
       <w:r>
-        <w:t xml:space="preserve">Under</w:t>
-      </w:r>
-      <w:r>
-        <w:t xml:space="preserve"> </w:t>
-      </w:r>
-      <w:r>
-        <w:rPr>
-          <w:b/>
-          <w:bCs/>
-        </w:rPr>
-        <w:t xml:space="preserve">Supplier Items</w:t>
-      </w:r>
-      <w:r>
-        <w:t xml:space="preserve">: add the supplier (their item code optional).</w:t>
+        <w:t xml:space="preserve">Name, then pick the</w:t>
+      </w:r>
+      <w:r>
+        <w:t xml:space="preserve"> </w:t>
+      </w:r>
+      <w:r>
+        <w:rPr>
+          <w:b/>
+          <w:bCs/>
+        </w:rPr>
+        <w:t xml:space="preserve">Supplier Group</w:t>
+      </w:r>
+      <w:r>
+        <w:t xml:space="preserve"> </w:t>
+      </w:r>
+      <w:r>
+        <w:t xml:space="preserve">from the pre-built list.</w:t>
       </w:r>
     </w:p>
     <w:p>
@@ -4041,78 +4127,7 @@
         </w:numPr>
       </w:pPr>
       <w:r>
-        <w:t xml:space="preserve">Under</w:t>
-      </w:r>
-      <w:r>
-        <w:t xml:space="preserve"> </w:t>
-      </w:r>
-      <w:r>
-        <w:rPr>
-          <w:b/>
-          <w:bCs/>
-        </w:rPr>
-        <w:t xml:space="preserve">Reorder</w:t>
-      </w:r>
-      <w:r>
-        <w:t xml:space="preserve">: warehouse</w:t>
-      </w:r>
-      <w:r>
-        <w:t xml:space="preserve"> </w:t>
-      </w:r>
-      <w:r>
-        <w:rPr>
-          <w:i/>
-          <w:iCs/>
-        </w:rPr>
-        <w:t xml:space="preserve">Stores - ETH</w:t>
-      </w:r>
-      <w:r>
-        <w:t xml:space="preserve">,</w:t>
-      </w:r>
-      <w:r>
-        <w:t xml:space="preserve"> </w:t>
-      </w:r>
-      <w:r>
-        <w:rPr>
-          <w:b/>
-          <w:bCs/>
-        </w:rPr>
-        <w:t xml:space="preserve">Reorder Level</w:t>
-      </w:r>
-      <w:r>
-        <w:t xml:space="preserve"> </w:t>
-      </w:r>
-      <w:r>
-        <w:t xml:space="preserve">(e.g. 10 kg),</w:t>
-      </w:r>
-      <w:r>
-        <w:t xml:space="preserve"> </w:t>
-      </w:r>
-      <w:r>
-        <w:rPr>
-          <w:b/>
-          <w:bCs/>
-        </w:rPr>
-        <w:t xml:space="preserve">Reorder Qty</w:t>
-      </w:r>
-      <w:r>
-        <w:t xml:space="preserve"> </w:t>
-      </w:r>
-      <w:r>
-        <w:t xml:space="preserve">(e.g. 50 kg — two bales), type</w:t>
-      </w:r>
-      <w:r>
-        <w:t xml:space="preserve"> </w:t>
-      </w:r>
-      <w:r>
-        <w:rPr>
-          <w:i/>
-          <w:iCs/>
-        </w:rPr>
-        <w:t xml:space="preserve">Purchase</w:t>
-      </w:r>
-      <w:r>
-        <w:t xml:space="preserve">.</w:t>
+        <w:t xml:space="preserve">Phone/M-Pesa details under contact — that’s all a purchase needs.</w:t>
       </w:r>
     </w:p>
     <w:p>
@@ -4124,7 +4139,19 @@
           <w:b/>
           <w:bCs/>
         </w:rPr>
-        <w:t xml:space="preserve">c) From there the loop runs itself:</w:t>
+        <w:t xml:space="preserve">b) Tell each ingredient who supplies it and when to re-buy</w:t>
+      </w:r>
+      <w:r>
+        <w:t xml:space="preserve"> </w:t>
+      </w:r>
+      <w:r>
+        <w:t xml:space="preserve">— open the</w:t>
+      </w:r>
+      <w:r>
+        <w:t xml:space="preserve"> </w:t>
+      </w:r>
+      <w:r>
+        <w:t xml:space="preserve">ingredient’s Item:</w:t>
       </w:r>
     </w:p>
     <w:p>
@@ -4136,7 +4163,20 @@
         </w:numPr>
       </w:pPr>
       <w:r>
-        <w:t xml:space="preserve">Sales consume stock through the recipes (section 5).</w:t>
+        <w:t xml:space="preserve">Under</w:t>
+      </w:r>
+      <w:r>
+        <w:t xml:space="preserve"> </w:t>
+      </w:r>
+      <w:r>
+        <w:rPr>
+          <w:b/>
+          <w:bCs/>
+        </w:rPr>
+        <w:t xml:space="preserve">Supplier Items</w:t>
+      </w:r>
+      <w:r>
+        <w:t xml:space="preserve">: add the supplier (their item code optional).</w:t>
       </w:r>
     </w:p>
     <w:p>
@@ -4148,440 +4188,90 @@
         </w:numPr>
       </w:pPr>
       <w:r>
-        <w:t xml:space="preserve">The moment flour dips below 10 kg, the system raises a</w:t>
-      </w:r>
-      <w:r>
-        <w:t xml:space="preserve"> </w:t>
-      </w:r>
-      <w:r>
-        <w:rPr>
-          <w:b/>
-          <w:bCs/>
-        </w:rPr>
-        <w:t xml:space="preserve">Material Request</w:t>
-      </w:r>
-      <w:r>
-        <w:t xml:space="preserve"> </w:t>
-      </w:r>
-      <w:r>
-        <w:t xml:space="preserve">overnight — no one types anything.</w:t>
-      </w:r>
-    </w:p>
-    <w:p>
-      <w:pPr>
-        <w:pStyle w:val="Compact"/>
-        <w:numPr>
-          <w:ilvl w:val="0"/>
-          <w:numId w:val="1011"/>
-        </w:numPr>
-      </w:pPr>
-      <w:r>
-        <w:t xml:space="preserve">Morning routine: search</w:t>
-      </w:r>
-      <w:r>
-        <w:t xml:space="preserve"> </w:t>
-      </w:r>
-      <w:r>
-        <w:rPr>
-          <w:rStyle w:val="VerbatimChar"/>
-        </w:rPr>
-        <w:t xml:space="preserve">Material Request</w:t>
-      </w:r>
-      <w:r>
-        <w:t xml:space="preserve"> </w:t>
-      </w:r>
-      <w:r>
-        <w:t xml:space="preserve">→ open the day’s requests →</w:t>
-      </w:r>
-      <w:r>
-        <w:t xml:space="preserve"> </w:t>
-      </w:r>
-      <w:r>
-        <w:rPr>
-          <w:b/>
-          <w:bCs/>
-        </w:rPr>
-        <w:t xml:space="preserve">Create → Purchase Order</w:t>
-      </w:r>
-      <w:r>
-        <w:t xml:space="preserve"> </w:t>
-      </w:r>
-      <w:r>
-        <w:t xml:space="preserve">— supplier and quantities are pre-filled from</w:t>
-      </w:r>
-      <w:r>
-        <w:t xml:space="preserve"> </w:t>
-      </w:r>
-      <w:r>
-        <w:t xml:space="preserve">(b). One order per supplier, a few taps.</w:t>
-      </w:r>
-    </w:p>
-    <w:p>
-      <w:pPr>
-        <w:pStyle w:val="Compact"/>
-        <w:numPr>
-          <w:ilvl w:val="0"/>
-          <w:numId w:val="1011"/>
-        </w:numPr>
-      </w:pPr>
-      <w:r>
-        <w:t xml:space="preserve">Goods arrive: open the PO →</w:t>
-      </w:r>
-      <w:r>
-        <w:t xml:space="preserve"> </w:t>
-      </w:r>
-      <w:r>
-        <w:rPr>
-          <w:b/>
-          <w:bCs/>
-        </w:rPr>
-        <w:t xml:space="preserve">Create → Purchase Receipt</w:t>
-      </w:r>
-      <w:r>
-        <w:t xml:space="preserve"> </w:t>
-      </w:r>
-      <w:r>
-        <w:t xml:space="preserve">→ confirm counts →</w:t>
-      </w:r>
-      <w:r>
-        <w:t xml:space="preserve"> </w:t>
-      </w:r>
-      <w:r>
-        <w:t xml:space="preserve">Submit.</w:t>
-      </w:r>
-      <w:r>
-        <w:t xml:space="preserve"> </w:t>
-      </w:r>
-      <w:r>
-        <w:rPr>
-          <w:b/>
-          <w:bCs/>
-        </w:rPr>
-        <w:t xml:space="preserve">Stock goes up, valuation updates</w:t>
-      </w:r>
-      <w:r>
-        <w:t xml:space="preserve"> </w:t>
-      </w:r>
-      <w:r>
-        <w:t xml:space="preserve">— the bale is now 25 counted kg.</w:t>
-      </w:r>
-    </w:p>
-    <w:p>
-      <w:pPr>
-        <w:pStyle w:val="Compact"/>
-        <w:numPr>
-          <w:ilvl w:val="0"/>
-          <w:numId w:val="1011"/>
-        </w:numPr>
-      </w:pPr>
-      <w:r>
-        <w:t xml:space="preserve">The supplier’s bill: PO →</w:t>
-      </w:r>
-      <w:r>
-        <w:t xml:space="preserve"> </w:t>
-      </w:r>
-      <w:r>
-        <w:rPr>
-          <w:b/>
-          <w:bCs/>
-        </w:rPr>
-        <w:t xml:space="preserve">Create → Purchase Invoice</w:t>
-      </w:r>
-      <w:r>
-        <w:t xml:space="preserve"> </w:t>
-      </w:r>
-      <w:r>
-        <w:t xml:space="preserve">→ Submit when paid.</w:t>
-      </w:r>
-      <w:r>
-        <w:t xml:space="preserve"> </w:t>
-      </w:r>
-      <w:r>
-        <w:t xml:space="preserve">Supplier statements live at</w:t>
-      </w:r>
-      <w:r>
-        <w:t xml:space="preserve"> </w:t>
-      </w:r>
-      <w:r>
-        <w:rPr>
-          <w:rStyle w:val="VerbatimChar"/>
-        </w:rPr>
-        <w:t xml:space="preserve">Accounts Payable</w:t>
-      </w:r>
-      <w:r>
-        <w:t xml:space="preserve">.</w:t>
-      </w:r>
-    </w:p>
-    <w:p>
-      <w:pPr>
-        <w:pStyle w:val="FirstParagraph"/>
-      </w:pPr>
-      <w:r>
-        <w:rPr>
-          <w:b/>
-          <w:bCs/>
-        </w:rPr>
-        <w:t xml:space="preserve">Restock List</w:t>
-      </w:r>
-      <w:r>
-        <w:t xml:space="preserve"> </w:t>
-      </w:r>
-      <w:r>
-        <w:t xml:space="preserve">(section 3) stays the manager’s daily glance: everything</w:t>
-      </w:r>
-      <w:r>
-        <w:t xml:space="preserve"> </w:t>
-      </w:r>
-      <w:r>
-        <w:t xml:space="preserve">under its level, how short, and who supplies it — the same list the automatic</w:t>
-      </w:r>
-      <w:r>
-        <w:t xml:space="preserve"> </w:t>
-      </w:r>
-      <w:r>
-        <w:t xml:space="preserve">requests are built from.</w:t>
-      </w:r>
-    </w:p>
-    <w:p>
-      <w:r>
-        <w:pict>
-          <v:rect style="width:0;height:1.5pt" o:hralign="center" o:hrstd="t" o:hr="t"/>
-        </w:pict>
-      </w:r>
-    </w:p>
-    <w:bookmarkEnd w:id="31"/>
-    <w:bookmarkStart w:id="32" w:name="X8fcaa7551dda54495526d9fae00de885002f969"/>
-    <w:p>
-      <w:pPr>
-        <w:pStyle w:val="Heading1"/>
-      </w:pPr>
-      <w:r>
-        <w:t xml:space="preserve">12. Deliveries — orders that leave the restaurant</w:t>
-      </w:r>
-    </w:p>
-    <w:p>
-      <w:pPr>
-        <w:pStyle w:val="FirstParagraph"/>
-      </w:pPr>
-      <w:r>
-        <w:t xml:space="preserve">Deliveries run through the floor like any other order, in a room of their own,</w:t>
-      </w:r>
-      <w:r>
-        <w:t xml:space="preserve"> </w:t>
-      </w:r>
-      <w:r>
-        <w:t xml:space="preserve">so the kitchen, the till and the reports need nothing new.</w:t>
-      </w:r>
-    </w:p>
-    <w:p>
-      <w:pPr>
-        <w:pStyle w:val="BodyText"/>
-      </w:pPr>
-      <w:r>
-        <w:rPr>
-          <w:b/>
-          <w:bCs/>
-        </w:rPr>
-        <w:t xml:space="preserve">How it is set up (already done):</w:t>
-      </w:r>
-      <w:r>
-        <w:t xml:space="preserve"> </w:t>
-      </w:r>
-      <w:r>
-        <w:t xml:space="preserve">a room called</w:t>
-      </w:r>
-      <w:r>
-        <w:t xml:space="preserve"> </w:t>
-      </w:r>
-      <w:r>
-        <w:rPr>
-          <w:b/>
-          <w:bCs/>
-        </w:rPr>
-        <w:t xml:space="preserve">Delivery</w:t>
-      </w:r>
-      <w:r>
-        <w:t xml:space="preserve"> </w:t>
-      </w:r>
-      <w:r>
-        <w:t xml:space="preserve">with three slots</w:t>
-      </w:r>
-      <w:r>
-        <w:t xml:space="preserve"> </w:t>
-      </w:r>
-      <w:r>
-        <w:t xml:space="preserve">(</w:t>
+        <w:t xml:space="preserve">Under</w:t>
+      </w:r>
+      <w:r>
+        <w:t xml:space="preserve"> </w:t>
+      </w:r>
+      <w:r>
+        <w:rPr>
+          <w:b/>
+          <w:bCs/>
+        </w:rPr>
+        <w:t xml:space="preserve">Reorder</w:t>
+      </w:r>
+      <w:r>
+        <w:t xml:space="preserve">: warehouse</w:t>
+      </w:r>
+      <w:r>
+        <w:t xml:space="preserve"> </w:t>
       </w:r>
       <w:r>
         <w:rPr>
           <w:i/>
           <w:iCs/>
         </w:rPr>
-        <w:t xml:space="preserve">Delivery 1–3</w:t>
-      </w:r>
-      <w:r>
-        <w:t xml:space="preserve">); a</w:t>
-      </w:r>
-      <w:r>
-        <w:t xml:space="preserve"> </w:t>
-      </w:r>
-      <w:r>
-        <w:rPr>
-          <w:b/>
-          <w:bCs/>
-        </w:rPr>
-        <w:t xml:space="preserve">Delivery Charges</w:t>
-      </w:r>
-      <w:r>
-        <w:t xml:space="preserve"> </w:t>
-      </w:r>
-      <w:r>
-        <w:t xml:space="preserve">income account; and one fee record.</w:t>
-      </w:r>
-    </w:p>
-    <w:p>
-      <w:pPr>
-        <w:pStyle w:val="BodyText"/>
-      </w:pPr>
-      <w:r>
-        <w:rPr>
-          <w:b/>
-          <w:bCs/>
-        </w:rPr>
-        <w:t xml:space="preserve">a) Set the delivery fee</w:t>
-      </w:r>
-      <w:r>
-        <w:t xml:space="preserve"> </w:t>
-      </w:r>
-      <w:r>
-        <w:t xml:space="preserve">— search</w:t>
-      </w:r>
-      <w:r>
-        <w:t xml:space="preserve"> </w:t>
-      </w:r>
-      <w:r>
-        <w:rPr>
-          <w:rStyle w:val="VerbatimChar"/>
-        </w:rPr>
-        <w:t xml:space="preserve">RM Delivery Charges</w:t>
-      </w:r>
-      <w:r>
-        <w:t xml:space="preserve"> </w:t>
-      </w:r>
-      <w:r>
-        <w:t xml:space="preserve">→ open the record →</w:t>
-      </w:r>
-      <w:r>
-        <w:t xml:space="preserve"> </w:t>
-      </w:r>
-      <w:r>
-        <w:rPr>
-          <w:b/>
-          <w:bCs/>
-        </w:rPr>
-        <w:t xml:space="preserve">Default Rate</w:t>
-      </w:r>
-      <w:r>
-        <w:t xml:space="preserve"> </w:t>
-      </w:r>
-      <w:r>
-        <w:t xml:space="preserve">→ Save. This is the fee added to every delivery bill. Change it</w:t>
-      </w:r>
-      <w:r>
-        <w:t xml:space="preserve"> </w:t>
-      </w:r>
-      <w:r>
-        <w:t xml:space="preserve">whenever you like (rain, distance, peak hours); the till can also change the</w:t>
-      </w:r>
-      <w:r>
-        <w:t xml:space="preserve"> </w:t>
-      </w:r>
-      <w:r>
-        <w:t xml:space="preserve">fee on a single bill before payment.</w:t>
-      </w:r>
-    </w:p>
-    <w:p>
-      <w:pPr>
-        <w:pStyle w:val="BodyText"/>
-      </w:pPr>
-      <w:r>
-        <w:rPr>
-          <w:b/>
-          <w:bCs/>
-        </w:rPr>
-        <w:t xml:space="preserve">b) Riders are waiters.</w:t>
-      </w:r>
-      <w:r>
-        <w:t xml:space="preserve"> </w:t>
-      </w:r>
-      <w:r>
-        <w:t xml:space="preserve">Add each rider under</w:t>
-      </w:r>
-      <w:r>
-        <w:t xml:space="preserve"> </w:t>
-      </w:r>
-      <w:r>
-        <w:rPr>
-          <w:rStyle w:val="VerbatimChar"/>
-        </w:rPr>
-        <w:t xml:space="preserve">Restaurant Waiter</w:t>
-      </w:r>
-      <w:r>
-        <w:t xml:space="preserve"> </w:t>
-      </w:r>
-      <w:r>
-        <w:t xml:space="preserve">with a PIN,</w:t>
-      </w:r>
-      <w:r>
-        <w:t xml:space="preserve"> </w:t>
-      </w:r>
-      <w:r>
-        <w:t xml:space="preserve">exactly like a waiter (section 6). They sign in on the tablet with</w:t>
-      </w:r>
-      <w:r>
-        <w:t xml:space="preserve"> </w:t>
-      </w:r>
-      <w:r>
-        <w:rPr>
-          <w:b/>
-          <w:bCs/>
-        </w:rPr>
-        <w:t xml:space="preserve">Waiter →</w:t>
-      </w:r>
-      <w:r>
-        <w:rPr>
-          <w:b/>
-          <w:bCs/>
-        </w:rPr>
-        <w:t xml:space="preserve"> </w:t>
-      </w:r>
-      <w:r>
-        <w:rPr>
-          <w:b/>
-          <w:bCs/>
-        </w:rPr>
-        <w:t xml:space="preserve">name → PIN</w:t>
-      </w:r>
-      <w:r>
-        <w:t xml:space="preserve">. Every delivery they seat is credited to them.</w:t>
-      </w:r>
-    </w:p>
-    <w:p>
-      <w:pPr>
-        <w:pStyle w:val="BodyText"/>
-      </w:pPr>
-      <w:r>
-        <w:rPr>
-          <w:b/>
-          <w:bCs/>
-        </w:rPr>
-        <w:t xml:space="preserve">c) Taking a delivery order</w:t>
-      </w:r>
-      <w:r>
-        <w:t xml:space="preserve"> </w:t>
-      </w:r>
-      <w:r>
-        <w:t xml:space="preserve">(rider or whoever answers the phone, signed in):</w:t>
+        <w:t xml:space="preserve">Stores - ETH</w:t>
+      </w:r>
+      <w:r>
+        <w:t xml:space="preserve">,</w:t>
+      </w:r>
+      <w:r>
+        <w:t xml:space="preserve"> </w:t>
+      </w:r>
+      <w:r>
+        <w:rPr>
+          <w:b/>
+          <w:bCs/>
+        </w:rPr>
+        <w:t xml:space="preserve">Reorder Level</w:t>
+      </w:r>
+      <w:r>
+        <w:t xml:space="preserve"> </w:t>
+      </w:r>
+      <w:r>
+        <w:t xml:space="preserve">(e.g. 10 kg),</w:t>
+      </w:r>
+      <w:r>
+        <w:t xml:space="preserve"> </w:t>
+      </w:r>
+      <w:r>
+        <w:rPr>
+          <w:b/>
+          <w:bCs/>
+        </w:rPr>
+        <w:t xml:space="preserve">Reorder Qty</w:t>
+      </w:r>
+      <w:r>
+        <w:t xml:space="preserve"> </w:t>
+      </w:r>
+      <w:r>
+        <w:t xml:space="preserve">(e.g. 50 kg — two bales), type</w:t>
+      </w:r>
+      <w:r>
+        <w:t xml:space="preserve"> </w:t>
+      </w:r>
+      <w:r>
+        <w:rPr>
+          <w:i/>
+          <w:iCs/>
+        </w:rPr>
+        <w:t xml:space="preserve">Purchase</w:t>
+      </w:r>
+      <w:r>
+        <w:t xml:space="preserve">.</w:t>
+      </w:r>
+    </w:p>
+    <w:p>
+      <w:pPr>
+        <w:pStyle w:val="FirstParagraph"/>
+      </w:pPr>
+      <w:r>
+        <w:rPr>
+          <w:b/>
+          <w:bCs/>
+        </w:rPr>
+        <w:t xml:space="preserve">c) From there the loop runs itself:</w:t>
       </w:r>
     </w:p>
     <w:p>
@@ -4593,92 +4283,7 @@
         </w:numPr>
       </w:pPr>
       <w:r>
-        <w:rPr>
-          <w:b/>
-          <w:bCs/>
-        </w:rPr>
-        <w:t xml:space="preserve">Seat guest</w:t>
-      </w:r>
-      <w:r>
-        <w:t xml:space="preserve"> </w:t>
-      </w:r>
-      <w:r>
-        <w:t xml:space="preserve">→ the customer’s name and</w:t>
-      </w:r>
-      <w:r>
-        <w:t xml:space="preserve"> </w:t>
-      </w:r>
-      <w:r>
-        <w:rPr>
-          <w:b/>
-          <w:bCs/>
-        </w:rPr>
-        <w:t xml:space="preserve">phone</w:t>
-      </w:r>
-      <w:r>
-        <w:t xml:space="preserve"> </w:t>
-      </w:r>
-      <w:r>
-        <w:t xml:space="preserve">→ pick a</w:t>
-      </w:r>
-      <w:r>
-        <w:t xml:space="preserve"> </w:t>
-      </w:r>
-      <w:r>
-        <w:rPr>
-          <w:b/>
-          <w:bCs/>
-        </w:rPr>
-        <w:t xml:space="preserve">Delivery</w:t>
-      </w:r>
-      <w:r>
-        <w:rPr>
-          <w:b/>
-          <w:bCs/>
-        </w:rPr>
-        <w:t xml:space="preserve"> </w:t>
-      </w:r>
-      <w:r>
-        <w:rPr>
-          <w:b/>
-          <w:bCs/>
-        </w:rPr>
-        <w:t xml:space="preserve">slot</w:t>
-      </w:r>
-      <w:r>
-        <w:t xml:space="preserve"> </w:t>
-      </w:r>
-      <w:r>
-        <w:t xml:space="preserve">→ the</w:t>
-      </w:r>
-      <w:r>
-        <w:t xml:space="preserve"> </w:t>
-      </w:r>
-      <w:r>
-        <w:rPr>
-          <w:b/>
-          <w:bCs/>
-        </w:rPr>
-        <w:t xml:space="preserve">Delivery address / directions</w:t>
-      </w:r>
-      <w:r>
-        <w:t xml:space="preserve"> </w:t>
-      </w:r>
-      <w:r>
-        <w:t xml:space="preserve">box appears → fill it →</w:t>
-      </w:r>
-      <w:r>
-        <w:t xml:space="preserve"> </w:t>
-      </w:r>
-      <w:r>
-        <w:rPr>
-          <w:i/>
-          <w:iCs/>
-        </w:rPr>
-        <w:t xml:space="preserve">Seat &amp; open order</w:t>
-      </w:r>
-      <w:r>
-        <w:t xml:space="preserve">.</w:t>
+        <w:t xml:space="preserve">Sales consume stock through the recipes (section 5).</w:t>
       </w:r>
     </w:p>
     <w:p>
@@ -4690,29 +4295,23 @@
         </w:numPr>
       </w:pPr>
       <w:r>
-        <w:t xml:space="preserve">Ring the dishes and</w:t>
-      </w:r>
-      <w:r>
-        <w:t xml:space="preserve"> </w:t>
-      </w:r>
-      <w:r>
-        <w:rPr>
-          <w:b/>
-          <w:bCs/>
-        </w:rPr>
-        <w:t xml:space="preserve">Order</w:t>
-      </w:r>
-      <w:r>
-        <w:t xml:space="preserve"> </w:t>
-      </w:r>
-      <w:r>
-        <w:t xml:space="preserve">them as usual. The kitchen ticket shows the</w:t>
-      </w:r>
-      <w:r>
-        <w:t xml:space="preserve"> </w:t>
-      </w:r>
-      <w:r>
-        <w:t xml:space="preserve">customer’s name, phone and address, and the slot number.</w:t>
+        <w:t xml:space="preserve">The moment flour dips below 10 kg, the system raises a</w:t>
+      </w:r>
+      <w:r>
+        <w:t xml:space="preserve"> </w:t>
+      </w:r>
+      <w:r>
+        <w:rPr>
+          <w:b/>
+          <w:bCs/>
+        </w:rPr>
+        <w:t xml:space="preserve">Material Request</w:t>
+      </w:r>
+      <w:r>
+        <w:t xml:space="preserve"> </w:t>
+      </w:r>
+      <w:r>
+        <w:t xml:space="preserve">overnight — no one types anything.</w:t>
       </w:r>
     </w:p>
     <w:p>
@@ -4721,6 +4320,554 @@
         <w:numPr>
           <w:ilvl w:val="0"/>
           <w:numId w:val="1012"/>
+        </w:numPr>
+      </w:pPr>
+      <w:r>
+        <w:t xml:space="preserve">Morning routine: search</w:t>
+      </w:r>
+      <w:r>
+        <w:t xml:space="preserve"> </w:t>
+      </w:r>
+      <w:r>
+        <w:rPr>
+          <w:rStyle w:val="VerbatimChar"/>
+        </w:rPr>
+        <w:t xml:space="preserve">Material Request</w:t>
+      </w:r>
+      <w:r>
+        <w:t xml:space="preserve"> </w:t>
+      </w:r>
+      <w:r>
+        <w:t xml:space="preserve">→ open the day’s requests →</w:t>
+      </w:r>
+      <w:r>
+        <w:t xml:space="preserve"> </w:t>
+      </w:r>
+      <w:r>
+        <w:rPr>
+          <w:b/>
+          <w:bCs/>
+        </w:rPr>
+        <w:t xml:space="preserve">Create → Purchase Order</w:t>
+      </w:r>
+      <w:r>
+        <w:t xml:space="preserve"> </w:t>
+      </w:r>
+      <w:r>
+        <w:t xml:space="preserve">— supplier and quantities are pre-filled from</w:t>
+      </w:r>
+      <w:r>
+        <w:t xml:space="preserve"> </w:t>
+      </w:r>
+      <w:r>
+        <w:t xml:space="preserve">(b). One order per supplier, a few taps.</w:t>
+      </w:r>
+    </w:p>
+    <w:p>
+      <w:pPr>
+        <w:pStyle w:val="Compact"/>
+        <w:numPr>
+          <w:ilvl w:val="0"/>
+          <w:numId w:val="1012"/>
+        </w:numPr>
+      </w:pPr>
+      <w:r>
+        <w:t xml:space="preserve">Goods arrive: open the PO →</w:t>
+      </w:r>
+      <w:r>
+        <w:t xml:space="preserve"> </w:t>
+      </w:r>
+      <w:r>
+        <w:rPr>
+          <w:b/>
+          <w:bCs/>
+        </w:rPr>
+        <w:t xml:space="preserve">Create → Purchase Receipt</w:t>
+      </w:r>
+      <w:r>
+        <w:t xml:space="preserve"> </w:t>
+      </w:r>
+      <w:r>
+        <w:t xml:space="preserve">→ confirm counts →</w:t>
+      </w:r>
+      <w:r>
+        <w:t xml:space="preserve"> </w:t>
+      </w:r>
+      <w:r>
+        <w:t xml:space="preserve">Submit.</w:t>
+      </w:r>
+      <w:r>
+        <w:t xml:space="preserve"> </w:t>
+      </w:r>
+      <w:r>
+        <w:rPr>
+          <w:b/>
+          <w:bCs/>
+        </w:rPr>
+        <w:t xml:space="preserve">Stock goes up, valuation updates</w:t>
+      </w:r>
+      <w:r>
+        <w:t xml:space="preserve"> </w:t>
+      </w:r>
+      <w:r>
+        <w:t xml:space="preserve">— the bale is now 25 counted kg.</w:t>
+      </w:r>
+    </w:p>
+    <w:p>
+      <w:pPr>
+        <w:pStyle w:val="Compact"/>
+        <w:numPr>
+          <w:ilvl w:val="0"/>
+          <w:numId w:val="1012"/>
+        </w:numPr>
+      </w:pPr>
+      <w:r>
+        <w:t xml:space="preserve">The supplier’s bill: PO →</w:t>
+      </w:r>
+      <w:r>
+        <w:t xml:space="preserve"> </w:t>
+      </w:r>
+      <w:r>
+        <w:rPr>
+          <w:b/>
+          <w:bCs/>
+        </w:rPr>
+        <w:t xml:space="preserve">Create → Purchase Invoice</w:t>
+      </w:r>
+      <w:r>
+        <w:t xml:space="preserve"> </w:t>
+      </w:r>
+      <w:r>
+        <w:t xml:space="preserve">→ Submit when paid.</w:t>
+      </w:r>
+      <w:r>
+        <w:t xml:space="preserve"> </w:t>
+      </w:r>
+      <w:r>
+        <w:t xml:space="preserve">Supplier statements live at</w:t>
+      </w:r>
+      <w:r>
+        <w:t xml:space="preserve"> </w:t>
+      </w:r>
+      <w:r>
+        <w:rPr>
+          <w:rStyle w:val="VerbatimChar"/>
+        </w:rPr>
+        <w:t xml:space="preserve">Accounts Payable</w:t>
+      </w:r>
+      <w:r>
+        <w:t xml:space="preserve">.</w:t>
+      </w:r>
+    </w:p>
+    <w:p>
+      <w:pPr>
+        <w:pStyle w:val="FirstParagraph"/>
+      </w:pPr>
+      <w:r>
+        <w:rPr>
+          <w:b/>
+          <w:bCs/>
+        </w:rPr>
+        <w:t xml:space="preserve">Restock List</w:t>
+      </w:r>
+      <w:r>
+        <w:t xml:space="preserve"> </w:t>
+      </w:r>
+      <w:r>
+        <w:t xml:space="preserve">(section 3) stays the manager’s daily glance: everything</w:t>
+      </w:r>
+      <w:r>
+        <w:t xml:space="preserve"> </w:t>
+      </w:r>
+      <w:r>
+        <w:t xml:space="preserve">under its level, how short, and who supplies it — the same list the automatic</w:t>
+      </w:r>
+      <w:r>
+        <w:t xml:space="preserve"> </w:t>
+      </w:r>
+      <w:r>
+        <w:t xml:space="preserve">requests are built from.</w:t>
+      </w:r>
+    </w:p>
+    <w:p>
+      <w:r>
+        <w:pict>
+          <v:rect style="width:0;height:1.5pt" o:hralign="center" o:hrstd="t" o:hr="t"/>
+        </w:pict>
+      </w:r>
+    </w:p>
+    <w:bookmarkEnd w:id="31"/>
+    <w:bookmarkStart w:id="32" w:name="X8fcaa7551dda54495526d9fae00de885002f969"/>
+    <w:p>
+      <w:pPr>
+        <w:pStyle w:val="Heading1"/>
+      </w:pPr>
+      <w:r>
+        <w:t xml:space="preserve">12. Deliveries — orders that leave the restaurant</w:t>
+      </w:r>
+    </w:p>
+    <w:p>
+      <w:pPr>
+        <w:pStyle w:val="FirstParagraph"/>
+      </w:pPr>
+      <w:r>
+        <w:t xml:space="preserve">Deliveries run through the floor like any other order, in a room of their own,</w:t>
+      </w:r>
+      <w:r>
+        <w:t xml:space="preserve"> </w:t>
+      </w:r>
+      <w:r>
+        <w:t xml:space="preserve">so the kitchen, the till and the reports need nothing new.</w:t>
+      </w:r>
+    </w:p>
+    <w:p>
+      <w:pPr>
+        <w:pStyle w:val="BodyText"/>
+      </w:pPr>
+      <w:r>
+        <w:rPr>
+          <w:b/>
+          <w:bCs/>
+        </w:rPr>
+        <w:t xml:space="preserve">How it is set up (already done):</w:t>
+      </w:r>
+      <w:r>
+        <w:t xml:space="preserve"> </w:t>
+      </w:r>
+      <w:r>
+        <w:t xml:space="preserve">a room called</w:t>
+      </w:r>
+      <w:r>
+        <w:t xml:space="preserve"> </w:t>
+      </w:r>
+      <w:r>
+        <w:rPr>
+          <w:b/>
+          <w:bCs/>
+        </w:rPr>
+        <w:t xml:space="preserve">Delivery</w:t>
+      </w:r>
+      <w:r>
+        <w:t xml:space="preserve"> </w:t>
+      </w:r>
+      <w:r>
+        <w:t xml:space="preserve">with three slots</w:t>
+      </w:r>
+      <w:r>
+        <w:t xml:space="preserve"> </w:t>
+      </w:r>
+      <w:r>
+        <w:t xml:space="preserve">(</w:t>
+      </w:r>
+      <w:r>
+        <w:rPr>
+          <w:i/>
+          <w:iCs/>
+        </w:rPr>
+        <w:t xml:space="preserve">Delivery 1–3</w:t>
+      </w:r>
+      <w:r>
+        <w:t xml:space="preserve">); a</w:t>
+      </w:r>
+      <w:r>
+        <w:t xml:space="preserve"> </w:t>
+      </w:r>
+      <w:r>
+        <w:rPr>
+          <w:b/>
+          <w:bCs/>
+        </w:rPr>
+        <w:t xml:space="preserve">Delivery Charges</w:t>
+      </w:r>
+      <w:r>
+        <w:t xml:space="preserve"> </w:t>
+      </w:r>
+      <w:r>
+        <w:t xml:space="preserve">income account; and one fee record.</w:t>
+      </w:r>
+    </w:p>
+    <w:p>
+      <w:pPr>
+        <w:pStyle w:val="BodyText"/>
+      </w:pPr>
+      <w:r>
+        <w:rPr>
+          <w:b/>
+          <w:bCs/>
+        </w:rPr>
+        <w:t xml:space="preserve">a) Set the delivery fee</w:t>
+      </w:r>
+      <w:r>
+        <w:t xml:space="preserve"> </w:t>
+      </w:r>
+      <w:r>
+        <w:t xml:space="preserve">— search</w:t>
+      </w:r>
+      <w:r>
+        <w:t xml:space="preserve"> </w:t>
+      </w:r>
+      <w:r>
+        <w:rPr>
+          <w:rStyle w:val="VerbatimChar"/>
+        </w:rPr>
+        <w:t xml:space="preserve">RM Delivery Charges</w:t>
+      </w:r>
+      <w:r>
+        <w:t xml:space="preserve"> </w:t>
+      </w:r>
+      <w:r>
+        <w:t xml:space="preserve">→ open the record →</w:t>
+      </w:r>
+      <w:r>
+        <w:t xml:space="preserve"> </w:t>
+      </w:r>
+      <w:r>
+        <w:rPr>
+          <w:b/>
+          <w:bCs/>
+        </w:rPr>
+        <w:t xml:space="preserve">Default Rate</w:t>
+      </w:r>
+      <w:r>
+        <w:t xml:space="preserve"> </w:t>
+      </w:r>
+      <w:r>
+        <w:t xml:space="preserve">→ Save. This is the fee added to every delivery bill. Change it</w:t>
+      </w:r>
+      <w:r>
+        <w:t xml:space="preserve"> </w:t>
+      </w:r>
+      <w:r>
+        <w:t xml:space="preserve">whenever you like (rain, distance, peak hours); the till can also change the</w:t>
+      </w:r>
+      <w:r>
+        <w:t xml:space="preserve"> </w:t>
+      </w:r>
+      <w:r>
+        <w:t xml:space="preserve">fee on a single bill before payment.</w:t>
+      </w:r>
+    </w:p>
+    <w:p>
+      <w:pPr>
+        <w:pStyle w:val="BodyText"/>
+      </w:pPr>
+      <w:r>
+        <w:rPr>
+          <w:b/>
+          <w:bCs/>
+        </w:rPr>
+        <w:t xml:space="preserve">b) Riders are waiters.</w:t>
+      </w:r>
+      <w:r>
+        <w:t xml:space="preserve"> </w:t>
+      </w:r>
+      <w:r>
+        <w:t xml:space="preserve">Add each rider under</w:t>
+      </w:r>
+      <w:r>
+        <w:t xml:space="preserve"> </w:t>
+      </w:r>
+      <w:r>
+        <w:rPr>
+          <w:rStyle w:val="VerbatimChar"/>
+        </w:rPr>
+        <w:t xml:space="preserve">Restaurant Waiter</w:t>
+      </w:r>
+      <w:r>
+        <w:t xml:space="preserve"> </w:t>
+      </w:r>
+      <w:r>
+        <w:t xml:space="preserve">with a PIN,</w:t>
+      </w:r>
+      <w:r>
+        <w:t xml:space="preserve"> </w:t>
+      </w:r>
+      <w:r>
+        <w:t xml:space="preserve">exactly like a waiter (section 6). They sign in on the tablet with</w:t>
+      </w:r>
+      <w:r>
+        <w:t xml:space="preserve"> </w:t>
+      </w:r>
+      <w:r>
+        <w:rPr>
+          <w:b/>
+          <w:bCs/>
+        </w:rPr>
+        <w:t xml:space="preserve">Waiter →</w:t>
+      </w:r>
+      <w:r>
+        <w:rPr>
+          <w:b/>
+          <w:bCs/>
+        </w:rPr>
+        <w:t xml:space="preserve"> </w:t>
+      </w:r>
+      <w:r>
+        <w:rPr>
+          <w:b/>
+          <w:bCs/>
+        </w:rPr>
+        <w:t xml:space="preserve">name → PIN</w:t>
+      </w:r>
+      <w:r>
+        <w:t xml:space="preserve">. Every delivery they seat is credited to them.</w:t>
+      </w:r>
+    </w:p>
+    <w:p>
+      <w:pPr>
+        <w:pStyle w:val="BodyText"/>
+      </w:pPr>
+      <w:r>
+        <w:rPr>
+          <w:b/>
+          <w:bCs/>
+        </w:rPr>
+        <w:t xml:space="preserve">c) Taking a delivery order</w:t>
+      </w:r>
+      <w:r>
+        <w:t xml:space="preserve"> </w:t>
+      </w:r>
+      <w:r>
+        <w:t xml:space="preserve">(rider or whoever answers the phone, signed in):</w:t>
+      </w:r>
+    </w:p>
+    <w:p>
+      <w:pPr>
+        <w:pStyle w:val="Compact"/>
+        <w:numPr>
+          <w:ilvl w:val="0"/>
+          <w:numId w:val="1013"/>
+        </w:numPr>
+      </w:pPr>
+      <w:r>
+        <w:rPr>
+          <w:b/>
+          <w:bCs/>
+        </w:rPr>
+        <w:t xml:space="preserve">Seat guest</w:t>
+      </w:r>
+      <w:r>
+        <w:t xml:space="preserve"> </w:t>
+      </w:r>
+      <w:r>
+        <w:t xml:space="preserve">→ the customer’s name and</w:t>
+      </w:r>
+      <w:r>
+        <w:t xml:space="preserve"> </w:t>
+      </w:r>
+      <w:r>
+        <w:rPr>
+          <w:b/>
+          <w:bCs/>
+        </w:rPr>
+        <w:t xml:space="preserve">phone</w:t>
+      </w:r>
+      <w:r>
+        <w:t xml:space="preserve"> </w:t>
+      </w:r>
+      <w:r>
+        <w:t xml:space="preserve">→ pick a</w:t>
+      </w:r>
+      <w:r>
+        <w:t xml:space="preserve"> </w:t>
+      </w:r>
+      <w:r>
+        <w:rPr>
+          <w:b/>
+          <w:bCs/>
+        </w:rPr>
+        <w:t xml:space="preserve">Delivery</w:t>
+      </w:r>
+      <w:r>
+        <w:rPr>
+          <w:b/>
+          <w:bCs/>
+        </w:rPr>
+        <w:t xml:space="preserve"> </w:t>
+      </w:r>
+      <w:r>
+        <w:rPr>
+          <w:b/>
+          <w:bCs/>
+        </w:rPr>
+        <w:t xml:space="preserve">slot</w:t>
+      </w:r>
+      <w:r>
+        <w:t xml:space="preserve"> </w:t>
+      </w:r>
+      <w:r>
+        <w:t xml:space="preserve">→ the</w:t>
+      </w:r>
+      <w:r>
+        <w:t xml:space="preserve"> </w:t>
+      </w:r>
+      <w:r>
+        <w:rPr>
+          <w:b/>
+          <w:bCs/>
+        </w:rPr>
+        <w:t xml:space="preserve">Delivery address / directions</w:t>
+      </w:r>
+      <w:r>
+        <w:t xml:space="preserve"> </w:t>
+      </w:r>
+      <w:r>
+        <w:t xml:space="preserve">box appears → fill it →</w:t>
+      </w:r>
+      <w:r>
+        <w:t xml:space="preserve"> </w:t>
+      </w:r>
+      <w:r>
+        <w:rPr>
+          <w:i/>
+          <w:iCs/>
+        </w:rPr>
+        <w:t xml:space="preserve">Seat &amp; open order</w:t>
+      </w:r>
+      <w:r>
+        <w:t xml:space="preserve">.</w:t>
+      </w:r>
+    </w:p>
+    <w:p>
+      <w:pPr>
+        <w:pStyle w:val="Compact"/>
+        <w:numPr>
+          <w:ilvl w:val="0"/>
+          <w:numId w:val="1013"/>
+        </w:numPr>
+      </w:pPr>
+      <w:r>
+        <w:t xml:space="preserve">Ring the dishes and</w:t>
+      </w:r>
+      <w:r>
+        <w:t xml:space="preserve"> </w:t>
+      </w:r>
+      <w:r>
+        <w:rPr>
+          <w:b/>
+          <w:bCs/>
+        </w:rPr>
+        <w:t xml:space="preserve">Order</w:t>
+      </w:r>
+      <w:r>
+        <w:t xml:space="preserve"> </w:t>
+      </w:r>
+      <w:r>
+        <w:t xml:space="preserve">them as usual. The kitchen ticket shows the</w:t>
+      </w:r>
+      <w:r>
+        <w:t xml:space="preserve"> </w:t>
+      </w:r>
+      <w:r>
+        <w:t xml:space="preserve">customer’s name, phone and address, and the slot number.</w:t>
+      </w:r>
+    </w:p>
+    <w:p>
+      <w:pPr>
+        <w:pStyle w:val="Compact"/>
+        <w:numPr>
+          <w:ilvl w:val="0"/>
+          <w:numId w:val="1013"/>
         </w:numPr>
       </w:pPr>
       <w:r>
@@ -5804,6 +5951,9 @@
     </w:lvlOverride>
   </w:num>
   <w:num w:numId="1007">
+    <w:abstractNumId w:val="991"/>
+  </w:num>
+  <w:num w:numId="1008">
     <w:abstractNumId w:val="99411"/>
     <w:lvlOverride w:ilvl="0">
       <w:startOverride w:val="1"/>
@@ -5833,38 +5983,8 @@
       <w:startOverride w:val="1"/>
     </w:lvlOverride>
   </w:num>
-  <w:num w:numId="1008">
+  <w:num w:numId="1009">
     <w:abstractNumId w:val="991"/>
-  </w:num>
-  <w:num w:numId="1009">
-    <w:abstractNumId w:val="99411"/>
-    <w:lvlOverride w:ilvl="0">
-      <w:startOverride w:val="1"/>
-    </w:lvlOverride>
-    <w:lvlOverride w:ilvl="1">
-      <w:startOverride w:val="1"/>
-    </w:lvlOverride>
-    <w:lvlOverride w:ilvl="2">
-      <w:startOverride w:val="1"/>
-    </w:lvlOverride>
-    <w:lvlOverride w:ilvl="3">
-      <w:startOverride w:val="1"/>
-    </w:lvlOverride>
-    <w:lvlOverride w:ilvl="4">
-      <w:startOverride w:val="1"/>
-    </w:lvlOverride>
-    <w:lvlOverride w:ilvl="5">
-      <w:startOverride w:val="1"/>
-    </w:lvlOverride>
-    <w:lvlOverride w:ilvl="6">
-      <w:startOverride w:val="1"/>
-    </w:lvlOverride>
-    <w:lvlOverride w:ilvl="7">
-      <w:startOverride w:val="1"/>
-    </w:lvlOverride>
-    <w:lvlOverride w:ilvl="8">
-      <w:startOverride w:val="1"/>
-    </w:lvlOverride>
   </w:num>
   <w:num w:numId="1010">
     <w:abstractNumId w:val="99411"/>
@@ -5927,6 +6047,36 @@
     </w:lvlOverride>
   </w:num>
   <w:num w:numId="1012">
+    <w:abstractNumId w:val="99411"/>
+    <w:lvlOverride w:ilvl="0">
+      <w:startOverride w:val="1"/>
+    </w:lvlOverride>
+    <w:lvlOverride w:ilvl="1">
+      <w:startOverride w:val="1"/>
+    </w:lvlOverride>
+    <w:lvlOverride w:ilvl="2">
+      <w:startOverride w:val="1"/>
+    </w:lvlOverride>
+    <w:lvlOverride w:ilvl="3">
+      <w:startOverride w:val="1"/>
+    </w:lvlOverride>
+    <w:lvlOverride w:ilvl="4">
+      <w:startOverride w:val="1"/>
+    </w:lvlOverride>
+    <w:lvlOverride w:ilvl="5">
+      <w:startOverride w:val="1"/>
+    </w:lvlOverride>
+    <w:lvlOverride w:ilvl="6">
+      <w:startOverride w:val="1"/>
+    </w:lvlOverride>
+    <w:lvlOverride w:ilvl="7">
+      <w:startOverride w:val="1"/>
+    </w:lvlOverride>
+    <w:lvlOverride w:ilvl="8">
+      <w:startOverride w:val="1"/>
+    </w:lvlOverride>
+  </w:num>
+  <w:num w:numId="1013">
     <w:abstractNumId w:val="99411"/>
     <w:lvlOverride w:ilvl="0">
       <w:startOverride w:val="1"/>

--- a/docs/Etham-Admin-Guide.docx
+++ b/docs/Etham-Admin-Guide.docx
@@ -3829,19 +3829,53 @@
         <w:t xml:space="preserve"> </w:t>
       </w:r>
       <w:r>
-        <w:t xml:space="preserve">Typing a name into the</w:t>
-      </w:r>
-      <w:r>
-        <w:t xml:space="preserve"> </w:t>
-      </w:r>
-      <w:r>
-        <w:t xml:space="preserve">pad’s customer box attaches nothing the floor can count — no covers, no waiter — and</w:t>
-      </w:r>
-      <w:r>
-        <w:t xml:space="preserve"> </w:t>
-      </w:r>
-      <w:r>
-        <w:t xml:space="preserve">the floor clears such leftovers by itself.</w:t>
+        <w:t xml:space="preserve">The pad’s</w:t>
+      </w:r>
+      <w:r>
+        <w:t xml:space="preserve"> </w:t>
+      </w:r>
+      <w:r>
+        <w:rPr>
+          <w:b/>
+          <w:bCs/>
+        </w:rPr>
+        <w:t xml:space="preserve">+</w:t>
+      </w:r>
+      <w:r>
+        <w:t xml:space="preserve"> </w:t>
+      </w:r>
+      <w:r>
+        <w:t xml:space="preserve">(top left)</w:t>
+      </w:r>
+      <w:r>
+        <w:t xml:space="preserve"> </w:t>
+      </w:r>
+      <w:r>
+        <w:t xml:space="preserve">is the same door: it asks the waiter’s PIN, then opens Seat guest already set to that</w:t>
+      </w:r>
+      <w:r>
+        <w:t xml:space="preserve"> </w:t>
+      </w:r>
+      <w:r>
+        <w:t xml:space="preserve">table with the seats left, and the new party’s check appears in the pad. So can a dish</w:t>
+      </w:r>
+      <w:r>
+        <w:t xml:space="preserve"> </w:t>
+      </w:r>
+      <w:r>
+        <w:t xml:space="preserve">tapped when no check is selected. Typing a name into the pad’s customer box attaches</w:t>
+      </w:r>
+      <w:r>
+        <w:t xml:space="preserve"> </w:t>
+      </w:r>
+      <w:r>
+        <w:t xml:space="preserve">nothing the floor can count — no covers, no waiter — and the floor clears such</w:t>
+      </w:r>
+      <w:r>
+        <w:t xml:space="preserve"> </w:t>
+      </w:r>
+      <w:r>
+        <w:t xml:space="preserve">leftovers by itself.</w:t>
       </w:r>
     </w:p>
     <w:p>

--- a/docs/Etham-Admin-Guide.docx
+++ b/docs/Etham-Admin-Guide.docx
@@ -594,7 +594,51 @@
         <w:t xml:space="preserve"> </w:t>
       </w:r>
       <w:r>
-        <w:t xml:space="preserve">waiter’s tables and any party still marked seated.</w:t>
+        <w:t xml:space="preserve">waiter’s tables and any party still marked seated. If you</w:t>
+      </w:r>
+      <w:r>
+        <w:t xml:space="preserve"> </w:t>
+      </w:r>
+      <w:r>
+        <w:rPr>
+          <w:b/>
+          <w:bCs/>
+        </w:rPr>
+        <w:t xml:space="preserve">close anyway</w:t>
+      </w:r>
+      <w:r>
+        <w:t xml:space="preserve"> </w:t>
+      </w:r>
+      <w:r>
+        <w:t xml:space="preserve">with checks open, the day closes and the message names each unpaid check</w:t>
+      </w:r>
+      <w:r>
+        <w:t xml:space="preserve"> </w:t>
+      </w:r>
+      <w:r>
+        <w:t xml:space="preserve">(table, guest, amount): settle it, or</w:t>
+      </w:r>
+      <w:r>
+        <w:t xml:space="preserve"> </w:t>
+      </w:r>
+      <w:r>
+        <w:rPr>
+          <w:b/>
+          <w:bCs/>
+        </w:rPr>
+        <w:t xml:space="preserve">Release</w:t>
+      </w:r>
+      <w:r>
+        <w:t xml:space="preserve"> </w:t>
+      </w:r>
+      <w:r>
+        <w:t xml:space="preserve">the table to void it. An</w:t>
+      </w:r>
+      <w:r>
+        <w:t xml:space="preserve"> </w:t>
+      </w:r>
+      <w:r>
+        <w:t xml:space="preserve">unpaid check is never voided by the close itself.</w:t>
       </w:r>
     </w:p>
     <w:p>

--- a/docs/Etham-Admin-Guide.docx
+++ b/docs/Etham-Admin-Guide.docx
@@ -3766,6 +3766,64 @@
       </w:r>
       <w:r>
         <w:t xml:space="preserve">already paid another bill, and prints it on the receipt.</w:t>
+      </w:r>
+      <w:r>
+        <w:t xml:space="preserve"> </w:t>
+      </w:r>
+      <w:r>
+        <w:rPr>
+          <w:b/>
+          <w:bCs/>
+        </w:rPr>
+        <w:t xml:space="preserve">Paid in two or more</w:t>
+      </w:r>
+      <w:r>
+        <w:rPr>
+          <w:b/>
+          <w:bCs/>
+        </w:rPr>
+        <w:t xml:space="preserve"> </w:t>
+      </w:r>
+      <w:r>
+        <w:rPr>
+          <w:b/>
+          <w:bCs/>
+        </w:rPr>
+        <w:t xml:space="preserve">transactions?</w:t>
+      </w:r>
+      <w:r>
+        <w:t xml:space="preserve"> </w:t>
+      </w:r>
+      <w:r>
+        <w:t xml:space="preserve">Tap</w:t>
+      </w:r>
+      <w:r>
+        <w:t xml:space="preserve"> </w:t>
+      </w:r>
+      <w:r>
+        <w:rPr>
+          <w:b/>
+          <w:bCs/>
+        </w:rPr>
+        <w:t xml:space="preserve">+ another M-Pesa payment</w:t>
+      </w:r>
+      <w:r>
+        <w:t xml:space="preserve"> </w:t>
+      </w:r>
+      <w:r>
+        <w:t xml:space="preserve">and enter each amount with its</w:t>
+      </w:r>
+      <w:r>
+        <w:t xml:space="preserve"> </w:t>
+      </w:r>
+      <w:r>
+        <w:t xml:space="preserve">own code; the amounts must add up, and each lands as its own line on the</w:t>
+      </w:r>
+      <w:r>
+        <w:t xml:space="preserve"> </w:t>
+      </w:r>
+      <w:r>
+        <w:t xml:space="preserve">receipt and in the M-Pesa Payments report.</w:t>
       </w:r>
     </w:p>
     <w:p>

--- a/docs/Etham-Admin-Guide.docx
+++ b/docs/Etham-Admin-Guide.docx
@@ -1266,6 +1266,64 @@
       </w:r>
       <w:r>
         <w:t xml:space="preserve">on a card takes it off the menu (the item’s sales history stays).</w:t>
+      </w:r>
+    </w:p>
+    <w:p>
+      <w:pPr>
+        <w:pStyle w:val="BlockText"/>
+      </w:pPr>
+      <w:r>
+        <w:t xml:space="preserve">Adding a dish from the back-office</w:t>
+      </w:r>
+      <w:r>
+        <w:t xml:space="preserve"> </w:t>
+      </w:r>
+      <w:r>
+        <w:rPr>
+          <w:b/>
+          <w:bCs/>
+        </w:rPr>
+        <w:t xml:space="preserve">Item</w:t>
+      </w:r>
+      <w:r>
+        <w:t xml:space="preserve"> </w:t>
+      </w:r>
+      <w:r>
+        <w:t xml:space="preserve">form instead? Fine — the moment it joins</w:t>
+      </w:r>
+      <w:r>
+        <w:t xml:space="preserve"> </w:t>
+      </w:r>
+      <w:r>
+        <w:t xml:space="preserve">the menu,</w:t>
+      </w:r>
+      <w:r>
+        <w:t xml:space="preserve"> </w:t>
+      </w:r>
+      <w:r>
+        <w:rPr>
+          <w:i/>
+          <w:iCs/>
+        </w:rPr>
+        <w:t xml:space="preserve">Maintain Stock</w:t>
+      </w:r>
+      <w:r>
+        <w:t xml:space="preserve"> </w:t>
+      </w:r>
+      <w:r>
+        <w:t xml:space="preserve">is switched off for it, because dishes sell as recipes,</w:t>
+      </w:r>
+      <w:r>
+        <w:t xml:space="preserve"> </w:t>
+      </w:r>
+      <w:r>
+        <w:t xml:space="preserve">not from a warehouse count. A stocked item with nothing received cannot be sold at</w:t>
+      </w:r>
+      <w:r>
+        <w:t xml:space="preserve"> </w:t>
+      </w:r>
+      <w:r>
+        <w:t xml:space="preserve">the till; ingredients (which do carry stock) are never touched by this.</w:t>
       </w:r>
     </w:p>
     <w:p>
